--- a/작업일지/26주차.docx
+++ b/작업일지/26주차.docx
@@ -1,6 +1,6 @@
 
 <file path=word/document.xml><?xml version="1.0" encoding="utf-8"?>
-<w:document xmlns:wpc="http://schemas.microsoft.com/office/word/2010/wordprocessingCanvas" xmlns:mc="http://schemas.openxmlformats.org/markup-compatibility/2006" xmlns:o="urn:schemas-microsoft-com:office:office" xmlns:r="http://schemas.openxmlformats.org/officeDocument/2006/relationships" xmlns:m="http://schemas.openxmlformats.org/officeDocument/2006/math" xmlns:v="urn:schemas-microsoft-com:vml" xmlns:wp14="http://schemas.microsoft.com/office/word/2010/wordprocessingDrawing" xmlns:wp="http://schemas.openxmlformats.org/drawingml/2006/wordprocessingDrawing" xmlns:w10="urn:schemas-microsoft-com:office:word" xmlns:w="http://schemas.openxmlformats.org/wordprocessingml/2006/main" xmlns:w14="http://schemas.microsoft.com/office/word/2010/wordml" xmlns:w15="http://schemas.microsoft.com/office/word/2012/wordml" xmlns:wpg="http://schemas.microsoft.com/office/word/2010/wordprocessingGroup" xmlns:wpi="http://schemas.microsoft.com/office/word/2010/wordprocessingInk" xmlns:wne="http://schemas.microsoft.com/office/word/2006/wordml" xmlns:wps="http://schemas.microsoft.com/office/word/2010/wordprocessingShape">
+<w:document xmlns:wpc="http://schemas.microsoft.com/office/word/2010/wordprocessingCanvas" xmlns:cx="http://schemas.microsoft.com/office/drawing/2014/chartex" xmlns:cx1="http://schemas.microsoft.com/office/drawing/2015/9/8/chartex" xmlns:cx2="http://schemas.microsoft.com/office/drawing/2015/10/21/chartex" xmlns:cx3="http://schemas.microsoft.com/office/drawing/2016/5/9/chartex" xmlns:cx4="http://schemas.microsoft.com/office/drawing/2016/5/10/chartex" xmlns:cx5="http://schemas.microsoft.com/office/drawing/2016/5/11/chartex" xmlns:cx6="http://schemas.microsoft.com/office/drawing/2016/5/12/chartex" xmlns:cx7="http://schemas.microsoft.com/office/drawing/2016/5/13/chartex" xmlns:cx8="http://schemas.microsoft.com/office/drawing/2016/5/14/chartex" xmlns:mc="http://schemas.openxmlformats.org/markup-compatibility/2006" xmlns:aink="http://schemas.microsoft.com/office/drawing/2016/ink" xmlns:am3d="http://schemas.microsoft.com/office/drawing/2017/model3d" xmlns:o="urn:schemas-microsoft-com:office:office" xmlns:oel="http://schemas.microsoft.com/office/2019/extlst" xmlns:r="http://schemas.openxmlformats.org/officeDocument/2006/relationships" xmlns:m="http://schemas.openxmlformats.org/officeDocument/2006/math" xmlns:v="urn:schemas-microsoft-com:vml" xmlns:wp14="http://schemas.microsoft.com/office/word/2010/wordprocessingDrawing" xmlns:wp="http://schemas.openxmlformats.org/drawingml/2006/wordprocessingDrawing" xmlns:w10="urn:schemas-microsoft-com:office:word" xmlns:w="http://schemas.openxmlformats.org/wordprocessingml/2006/main" xmlns:w14="http://schemas.microsoft.com/office/word/2010/wordml" xmlns:w15="http://schemas.microsoft.com/office/word/2012/wordml" xmlns:w16cex="http://schemas.microsoft.com/office/word/2018/wordml/cex" xmlns:w16cid="http://schemas.microsoft.com/office/word/2016/wordml/cid" xmlns:w16="http://schemas.microsoft.com/office/word/2018/wordml" xmlns:w16du="http://schemas.microsoft.com/office/word/2023/wordml/word16du" xmlns:w16sdtdh="http://schemas.microsoft.com/office/word/2020/wordml/sdtdatahash" xmlns:w16sdtfl="http://schemas.microsoft.com/office/word/2024/wordml/sdtformatlock" xmlns:w16se="http://schemas.microsoft.com/office/word/2015/wordml/symex" xmlns:wpg="http://schemas.microsoft.com/office/word/2010/wordprocessingGroup" xmlns:wpi="http://schemas.microsoft.com/office/word/2010/wordprocessingInk" xmlns:wne="http://schemas.microsoft.com/office/word/2006/wordml" xmlns:wps="http://schemas.microsoft.com/office/word/2010/wordprocessingShape" mc:Ignorable="w14 w15 w16se w16cid w16 w16cex w16sdtdh w16sdtfl w16du wp14">
   <w:body>
     <w:p>
       <w:pPr>
@@ -20,67 +20,7 @@
           <w:sz w:val="24"/>
           <w:szCs w:val="28"/>
         </w:rPr>
-        <w:t>[</w:t>
-      </w:r>
-      <w:r>
-        <w:rPr>
-          <w:rFonts w:asciiTheme="majorEastAsia" w:eastAsiaTheme="majorEastAsia" w:hAnsiTheme="majorEastAsia"/>
-          <w:b/>
-          <w:bCs/>
-          <w:sz w:val="24"/>
-          <w:szCs w:val="28"/>
-        </w:rPr>
-        <w:t>202</w:t>
-      </w:r>
-      <w:r>
-        <w:rPr>
-          <w:rFonts w:asciiTheme="majorEastAsia" w:eastAsiaTheme="majorEastAsia" w:hAnsiTheme="majorEastAsia"/>
-          <w:b/>
-          <w:bCs/>
-          <w:sz w:val="24"/>
-          <w:szCs w:val="28"/>
-        </w:rPr>
-        <w:t>6</w:t>
-      </w:r>
-      <w:r>
-        <w:rPr>
-          <w:rFonts w:asciiTheme="majorEastAsia" w:eastAsiaTheme="majorEastAsia" w:hAnsiTheme="majorEastAsia"/>
-          <w:b/>
-          <w:bCs/>
-          <w:sz w:val="24"/>
-          <w:szCs w:val="28"/>
-        </w:rPr>
-        <w:t xml:space="preserve">년 </w:t>
-      </w:r>
-      <w:r>
-        <w:rPr>
-          <w:rFonts w:asciiTheme="majorEastAsia" w:eastAsiaTheme="majorEastAsia" w:hAnsiTheme="majorEastAsia"/>
-          <w:b/>
-          <w:bCs/>
-          <w:sz w:val="24"/>
-          <w:szCs w:val="28"/>
-        </w:rPr>
-        <w:t>종합설계</w:t>
-      </w:r>
-      <w:r>
-        <w:rPr>
-          <w:rFonts w:asciiTheme="majorEastAsia" w:eastAsiaTheme="majorEastAsia" w:hAnsiTheme="majorEastAsia"/>
-          <w:b/>
-          <w:bCs/>
-          <w:sz w:val="24"/>
-          <w:szCs w:val="28"/>
-        </w:rPr>
-        <w:t>1</w:t>
-      </w:r>
-      <w:r>
-        <w:rPr>
-          <w:rFonts w:asciiTheme="majorEastAsia" w:eastAsiaTheme="majorEastAsia" w:hAnsiTheme="majorEastAsia"/>
-          <w:b/>
-          <w:bCs/>
-          <w:sz w:val="24"/>
-          <w:szCs w:val="28"/>
-        </w:rPr>
-        <w:t>]</w:t>
+        <w:t>[2026년 종합설계1]</w:t>
       </w:r>
     </w:p>
     <w:tbl>
@@ -127,10 +67,6 @@
               <w:jc w:val="center"/>
             </w:pPr>
             <w:r>
-              <w:rPr>
-                <w:lang w:eastAsia="ko-KR"/>
-                <w:rtl w:val="off"/>
-              </w:rPr>
               <w:t>26</w:t>
             </w:r>
           </w:p>
@@ -169,63 +105,7 @@
               <w:rPr>
                 <w:rFonts w:hint="eastAsia"/>
               </w:rPr>
-              <w:t>202</w:t>
-            </w:r>
-            <w:r>
-              <w:rPr>
-                <w:rFonts w:hint="eastAsia"/>
-              </w:rPr>
-              <w:t>6</w:t>
-            </w:r>
-            <w:r>
-              <w:rPr>
-                <w:lang w:eastAsia="ko-KR"/>
-                <w:rFonts w:hint="eastAsia"/>
-                <w:rtl w:val="off"/>
-              </w:rPr>
-              <w:t>.2</w:t>
-            </w:r>
-            <w:r>
-              <w:rPr>
-                <w:rFonts w:hint="eastAsia"/>
-              </w:rPr>
-              <w:t>.</w:t>
-            </w:r>
-            <w:r>
-              <w:rPr>
-                <w:lang w:eastAsia="ko-KR"/>
-                <w:rFonts w:hint="eastAsia"/>
-                <w:rtl w:val="off"/>
-              </w:rPr>
-              <w:t>4</w:t>
-            </w:r>
-            <w:r>
-              <w:rPr>
-                <w:rFonts w:hint="eastAsia"/>
-              </w:rPr>
-              <w:t xml:space="preserve"> ~ </w:t>
-            </w:r>
-            <w:r>
-              <w:rPr>
-                <w:lang w:eastAsia="ko-KR"/>
-                <w:rFonts w:hint="eastAsia"/>
-                <w:rtl w:val="off"/>
-              </w:rPr>
-              <w:t>2</w:t>
-            </w:r>
-            <w:r>
-              <w:rPr>
-                <w:rFonts w:hint="eastAsia"/>
-              </w:rPr>
-              <w:t>.</w:t>
-            </w:r>
-            <w:r>
-              <w:rPr>
-                <w:lang w:eastAsia="ko-KR"/>
-                <w:rFonts w:hint="eastAsia"/>
-                <w:rtl w:val="off"/>
-              </w:rPr>
-              <w:t>10</w:t>
+              <w:t>2026.2.4 ~ 2.10</w:t>
             </w:r>
           </w:p>
         </w:tc>
@@ -329,19 +209,7 @@
               <w:rPr>
                 <w:rFonts w:hint="eastAsia"/>
               </w:rPr>
-              <w:t xml:space="preserve"> 윤이하나(기획, </w:t>
-            </w:r>
-            <w:r>
-              <w:rPr>
-                <w:rFonts w:hint="eastAsia"/>
-              </w:rPr>
-              <w:t>모델링</w:t>
-            </w:r>
-            <w:r>
-              <w:rPr>
-                <w:rFonts w:hint="eastAsia"/>
-              </w:rPr>
-              <w:t>)</w:t>
+              <w:t xml:space="preserve"> 윤이하나(기획, 모델링)</w:t>
             </w:r>
           </w:p>
           <w:p>
@@ -386,23 +254,7 @@
           <w:b/>
           <w:bCs/>
         </w:rPr>
-        <w:t>회의록</w:t>
-      </w:r>
-      <w:r>
-        <w:rPr>
-          <w:rFonts w:hint="eastAsia"/>
-          <w:b/>
-          <w:bCs/>
-        </w:rPr>
-        <w:t xml:space="preserve"> </w:t>
-      </w:r>
-      <w:r>
-        <w:rPr>
-          <w:rFonts w:hint="eastAsia"/>
-          <w:b/>
-          <w:bCs/>
-        </w:rPr>
-        <w:t>()</w:t>
+        <w:t>회의록 ()</w:t>
       </w:r>
     </w:p>
     <w:tbl>
@@ -416,15 +268,13 @@
       </w:tblGrid>
       <w:tr>
         <w:trPr>
-          <w:trHeight w:val="465" w:hRule="atLeast"/>
+          <w:trHeight w:val="465"/>
         </w:trPr>
         <w:tc>
           <w:tcPr>
             <w:tcW w:w="10485" w:type="dxa"/>
           </w:tcPr>
-          <w:p>
-            <w:pPr/>
-          </w:p>
+          <w:p/>
         </w:tc>
       </w:tr>
     </w:tbl>
@@ -442,15 +292,7 @@
           <w:b/>
           <w:bCs/>
         </w:rPr>
-        <w:t xml:space="preserve">이번 주 할 </w:t>
-      </w:r>
-      <w:r>
-        <w:rPr>
-          <w:rFonts w:hint="eastAsia"/>
-          <w:b/>
-          <w:bCs/>
-        </w:rPr>
-        <w:t>일</w:t>
+        <w:t>이번 주 할 일</w:t>
       </w:r>
     </w:p>
     <w:tbl>
@@ -489,7 +331,14 @@
           <w:tcPr>
             <w:tcW w:w="9214" w:type="dxa"/>
           </w:tcPr>
-          <w:p/>
+          <w:p>
+            <w:r>
+              <w:rPr>
+                <w:rFonts w:hint="eastAsia"/>
+              </w:rPr>
+              <w:t>- 방 모델링하기</w:t>
+            </w:r>
+          </w:p>
         </w:tc>
       </w:tr>
       <w:tr>
@@ -548,44 +397,17 @@
             <w:tcW w:w="9214" w:type="dxa"/>
           </w:tcPr>
           <w:p>
-            <w:pPr>
-              <w:rPr>
-                <w:lang w:eastAsia="ko-KR"/>
-                <w:rFonts w:hint="eastAsia"/>
-                <w:rtl w:val="off"/>
-              </w:rPr>
-            </w:pPr>
-            <w:r>
-              <w:rPr>
-                <w:lang w:eastAsia="ko-KR"/>
-                <w:rtl w:val="off"/>
-              </w:rPr>
+            <w:r>
               <w:t>- OpenCV 엔진에 연결하고 감정 추출하기</w:t>
             </w:r>
           </w:p>
           <w:p>
-            <w:pPr>
-              <w:rPr>
-                <w:lang w:eastAsia="ko-KR"/>
-                <w:rFonts w:hint="eastAsia"/>
-                <w:rtl w:val="off"/>
-              </w:rPr>
-            </w:pPr>
-            <w:r>
-              <w:rPr>
-                <w:lang w:eastAsia="ko-KR"/>
-                <w:rtl w:val="off"/>
-              </w:rPr>
+            <w:r>
               <w:t>- 하나가 만든 방 임포트</w:t>
             </w:r>
           </w:p>
           <w:p>
-            <w:pPr/>
-            <w:r>
-              <w:rPr>
-                <w:lang w:eastAsia="ko-KR"/>
-                <w:rtl w:val="off"/>
-              </w:rPr>
+            <w:r>
               <w:t>- 몬스터 추가, 이동 패킷 받아서 처리하기</w:t>
             </w:r>
           </w:p>
@@ -647,9 +469,330 @@
           </w:tcPr>
           <w:p>
             <w:pPr>
-              <w:pStyle w:val="a6"/>
-              <w:ind w:left="880"/>
-            </w:pPr>
+              <w:rPr>
+                <w:rFonts w:hint="eastAsia"/>
+              </w:rPr>
+            </w:pPr>
+            <w:r>
+              <w:rPr>
+                <w:rFonts w:hint="eastAsia"/>
+              </w:rPr>
+              <w:t>- 모든 방</w:t>
+            </w:r>
+            <w:r>
+              <w:rPr>
+                <w:rFonts w:hint="eastAsia"/>
+              </w:rPr>
+              <w:t>(총 14종)</w:t>
+            </w:r>
+            <w:r>
+              <w:rPr>
+                <w:rFonts w:hint="eastAsia"/>
+              </w:rPr>
+              <w:t xml:space="preserve">의 모델링을 끝냈다. </w:t>
+            </w:r>
+            <w:r>
+              <w:rPr>
+                <w:rFonts w:hint="eastAsia"/>
+              </w:rPr>
+              <w:t xml:space="preserve">따로 만든 </w:t>
+            </w:r>
+            <w:proofErr w:type="spellStart"/>
+            <w:r>
+              <w:rPr>
+                <w:rFonts w:hint="eastAsia"/>
+              </w:rPr>
+              <w:t>언리얼</w:t>
+            </w:r>
+            <w:proofErr w:type="spellEnd"/>
+            <w:r>
+              <w:rPr>
+                <w:rFonts w:hint="eastAsia"/>
+              </w:rPr>
+              <w:t xml:space="preserve"> 프로젝트에 방을 하나 만들 때마다 넣어서 문제가 없는지 확인하였다. 방이 바라보는 방향에 대해 이해하지 못해 계속 문제가 있었는데, 지금은 우선 괜찮은 것 같다. 프로젝트 내의 </w:t>
+            </w:r>
+            <w:r>
+              <w:rPr>
+                <w:rFonts w:hint="eastAsia"/>
+              </w:rPr>
+              <w:t>플레이어를</w:t>
+            </w:r>
+            <w:r>
+              <w:rPr>
+                <w:rFonts w:hint="eastAsia"/>
+              </w:rPr>
+              <w:t xml:space="preserve"> 내가 만든 모델</w:t>
+            </w:r>
+            <w:r>
+              <w:rPr>
+                <w:rFonts w:hint="eastAsia"/>
+              </w:rPr>
+              <w:t>로</w:t>
+            </w:r>
+            <w:r>
+              <w:rPr>
+                <w:rFonts w:hint="eastAsia"/>
+              </w:rPr>
+              <w:t xml:space="preserve"> 변경하고 카메라</w:t>
+            </w:r>
+            <w:r>
+              <w:rPr>
+                <w:rFonts w:hint="eastAsia"/>
+              </w:rPr>
+              <w:t>를</w:t>
+            </w:r>
+            <w:r>
+              <w:rPr>
+                <w:rFonts w:hint="eastAsia"/>
+              </w:rPr>
+              <w:t xml:space="preserve"> 1인칭으로 바</w:t>
+            </w:r>
+            <w:r>
+              <w:rPr>
+                <w:rFonts w:hint="eastAsia"/>
+              </w:rPr>
+              <w:t>꿔</w:t>
+            </w:r>
+            <w:r>
+              <w:rPr>
+                <w:rFonts w:hint="eastAsia"/>
+              </w:rPr>
+              <w:t>서</w:t>
+            </w:r>
+            <w:r>
+              <w:rPr>
+                <w:rFonts w:hint="eastAsia"/>
+              </w:rPr>
+              <w:t xml:space="preserve"> 돌아다녔다.</w:t>
+            </w:r>
+          </w:p>
+          <w:p>
+            <w:pPr>
+              <w:rPr>
+                <w:rFonts w:hint="eastAsia"/>
+              </w:rPr>
+            </w:pPr>
+            <w:r>
+              <w:rPr>
+                <w:rFonts w:hint="eastAsia"/>
+              </w:rPr>
+              <w:t>- 방 내부에 들어가는 벽과 바닥 외에 난간과 계단을 만들었다. 계단을 만들어본 적이 없어서 사이즈를 맞추는 것과 계단 옆에 손잡이를 만드는데 시간이 굉장히 오래 걸렸다. 난간도 지금 너무 무식한 방법으로 억지로 진행하는 것 같</w:t>
+            </w:r>
+            <w:r>
+              <w:rPr>
+                <w:rFonts w:hint="eastAsia"/>
+              </w:rPr>
+              <w:t xml:space="preserve">았지만 </w:t>
+            </w:r>
+            <w:r>
+              <w:rPr>
+                <w:rFonts w:hint="eastAsia"/>
+              </w:rPr>
+              <w:t>당장 다른 좋은 수가 떠오르지 않아 강행하였다.</w:t>
+            </w:r>
+          </w:p>
+          <w:p>
+            <w:r>
+              <w:rPr>
+                <w:rFonts w:hint="eastAsia"/>
+              </w:rPr>
+              <w:t xml:space="preserve">- 방에 어떻게 </w:t>
+            </w:r>
+            <w:proofErr w:type="spellStart"/>
+            <w:r>
+              <w:rPr>
+                <w:rFonts w:hint="eastAsia"/>
+              </w:rPr>
+              <w:t>텍스쳐나</w:t>
+            </w:r>
+            <w:proofErr w:type="spellEnd"/>
+            <w:r>
+              <w:rPr>
+                <w:rFonts w:hint="eastAsia"/>
+              </w:rPr>
+              <w:t xml:space="preserve"> </w:t>
+            </w:r>
+            <w:proofErr w:type="spellStart"/>
+            <w:r>
+              <w:rPr>
+                <w:rFonts w:hint="eastAsia"/>
+              </w:rPr>
+              <w:t>메테리얼을</w:t>
+            </w:r>
+            <w:proofErr w:type="spellEnd"/>
+            <w:r>
+              <w:rPr>
+                <w:rFonts w:hint="eastAsia"/>
+              </w:rPr>
+              <w:t xml:space="preserve"> </w:t>
+            </w:r>
+            <w:r>
+              <w:rPr>
+                <w:rFonts w:hint="eastAsia"/>
+              </w:rPr>
+              <w:t>적용해야 할지</w:t>
+            </w:r>
+            <w:r>
+              <w:rPr>
+                <w:rFonts w:hint="eastAsia"/>
+              </w:rPr>
+              <w:t xml:space="preserve"> 고민이 많아서, tiling을 시도해보았다. 테스트 겸 시도해본 결과 나쁘지 않은 것 같다. 이제 적당한 </w:t>
+            </w:r>
+            <w:proofErr w:type="spellStart"/>
+            <w:r>
+              <w:rPr>
+                <w:rFonts w:hint="eastAsia"/>
+              </w:rPr>
+              <w:t>텍스쳐나</w:t>
+            </w:r>
+            <w:proofErr w:type="spellEnd"/>
+            <w:r>
+              <w:rPr>
+                <w:rFonts w:hint="eastAsia"/>
+              </w:rPr>
+              <w:t xml:space="preserve"> </w:t>
+            </w:r>
+            <w:proofErr w:type="spellStart"/>
+            <w:r>
+              <w:rPr>
+                <w:rFonts w:hint="eastAsia"/>
+              </w:rPr>
+              <w:t>메테리얼을</w:t>
+            </w:r>
+            <w:proofErr w:type="spellEnd"/>
+            <w:r>
+              <w:rPr>
+                <w:rFonts w:hint="eastAsia"/>
+              </w:rPr>
+              <w:t xml:space="preserve"> </w:t>
+            </w:r>
+            <w:r>
+              <w:rPr>
+                <w:rFonts w:hint="eastAsia"/>
+              </w:rPr>
+              <w:t>찾아봐</w:t>
+            </w:r>
+            <w:r>
+              <w:rPr>
+                <w:rFonts w:hint="eastAsia"/>
+              </w:rPr>
+              <w:t>야겠다.</w:t>
+            </w:r>
+          </w:p>
+          <w:p>
+            <w:r>
+              <w:rPr>
+                <w:rFonts w:hint="eastAsia"/>
+              </w:rPr>
+              <w:t xml:space="preserve">- 방을 최대한 단순하게 만들겠다는 결심으로 시작한 방 모델링이지만 예상보다 훨씬 오래 걸렸다. 거의 3주 </w:t>
+            </w:r>
+            <w:r>
+              <w:rPr>
+                <w:rFonts w:hint="eastAsia"/>
+              </w:rPr>
+              <w:t>내내</w:t>
+            </w:r>
+            <w:r>
+              <w:rPr>
+                <w:rFonts w:hint="eastAsia"/>
+              </w:rPr>
+              <w:t xml:space="preserve"> 방 모델링만 진행하였다. 이 기간 동안 진행한 것도 완성된 모델이 아니라 내부 장식 등 몇 가지 요소가 빠진 </w:t>
+            </w:r>
+            <w:r>
+              <w:rPr>
+                <w:rFonts w:hint="eastAsia"/>
+              </w:rPr>
+              <w:t>모델이</w:t>
+            </w:r>
+            <w:r>
+              <w:rPr>
+                <w:rFonts w:hint="eastAsia"/>
+              </w:rPr>
+              <w:t>다. 모델링 작업 시간을 단축할 방법을</w:t>
+            </w:r>
+            <w:r>
+              <w:rPr>
+                <w:rFonts w:hint="eastAsia"/>
+              </w:rPr>
+              <w:t xml:space="preserve"> 차차</w:t>
+            </w:r>
+            <w:r>
+              <w:rPr>
+                <w:rFonts w:hint="eastAsia"/>
+              </w:rPr>
+              <w:t xml:space="preserve"> 찾아야겠</w:t>
+            </w:r>
+            <w:r>
+              <w:rPr>
+                <w:rFonts w:hint="eastAsia"/>
+              </w:rPr>
+              <w:t>다.</w:t>
+            </w:r>
+          </w:p>
+          <w:p>
+            <w:pPr>
+              <w:jc w:val="center"/>
+              <w:rPr>
+                <w:rFonts w:hint="eastAsia"/>
+              </w:rPr>
+            </w:pPr>
+            <w:r>
+              <w:rPr>
+                <w:rFonts w:hint="eastAsia"/>
+                <w:noProof/>
+              </w:rPr>
+              <w:lastRenderedPageBreak/>
+              <w:drawing>
+                <wp:inline distT="0" distB="0" distL="0" distR="0" wp14:anchorId="5B9BE83D" wp14:editId="1DB21FB1">
+                  <wp:extent cx="4498551" cy="2444420"/>
+                  <wp:effectExtent l="0" t="0" r="0" b="0"/>
+                  <wp:docPr id="955648771" name="그림 2" descr="스크린샷, 멀티미디어 소프트웨어, 그래픽 소프트웨어, 컴퓨터이(가) 표시된 사진&#10;&#10;AI 생성 콘텐츠는 정확하지 않을 수 있습니다."/>
+                  <wp:cNvGraphicFramePr>
+                    <a:graphicFrameLocks xmlns:a="http://schemas.openxmlformats.org/drawingml/2006/main" noChangeAspect="1"/>
+                  </wp:cNvGraphicFramePr>
+                  <a:graphic xmlns:a="http://schemas.openxmlformats.org/drawingml/2006/main">
+                    <a:graphicData uri="http://schemas.openxmlformats.org/drawingml/2006/picture">
+                      <pic:pic xmlns:pic="http://schemas.openxmlformats.org/drawingml/2006/picture">
+                        <pic:nvPicPr>
+                          <pic:cNvPr id="955648771" name="그림 2" descr="스크린샷, 멀티미디어 소프트웨어, 그래픽 소프트웨어, 컴퓨터이(가) 표시된 사진&#10;&#10;AI 생성 콘텐츠는 정확하지 않을 수 있습니다."/>
+                          <pic:cNvPicPr/>
+                        </pic:nvPicPr>
+                        <pic:blipFill rotWithShape="1">
+                          <a:blip r:embed="rId4" cstate="print">
+                            <a:extLst>
+                              <a:ext uri="{28A0092B-C50C-407E-A947-70E740481C1C}">
+                                <a14:useLocalDpi xmlns:a14="http://schemas.microsoft.com/office/drawing/2010/main" val="0"/>
+                              </a:ext>
+                            </a:extLst>
+                          </a:blip>
+                          <a:srcRect l="10657" t="21806" r="21619" b="10254"/>
+                          <a:stretch>
+                            <a:fillRect/>
+                          </a:stretch>
+                        </pic:blipFill>
+                        <pic:spPr bwMode="auto">
+                          <a:xfrm>
+                            <a:off x="0" y="0"/>
+                            <a:ext cx="4500911" cy="2445703"/>
+                          </a:xfrm>
+                          <a:prstGeom prst="rect">
+                            <a:avLst/>
+                          </a:prstGeom>
+                          <a:ln>
+                            <a:noFill/>
+                          </a:ln>
+                          <a:extLst>
+                            <a:ext uri="{53640926-AAD7-44D8-BBD7-CCE9431645EC}">
+                              <a14:shadowObscured xmlns:a14="http://schemas.microsoft.com/office/drawing/2010/main"/>
+                            </a:ext>
+                          </a:extLst>
+                        </pic:spPr>
+                      </pic:pic>
+                    </a:graphicData>
+                  </a:graphic>
+                </wp:inline>
+              </w:drawing>
+            </w:r>
           </w:p>
         </w:tc>
       </w:tr>
@@ -671,6 +814,7 @@
                 <w:b/>
                 <w:bCs/>
               </w:rPr>
+              <w:lastRenderedPageBreak/>
               <w:t>임수영</w:t>
             </w:r>
           </w:p>
@@ -709,77 +853,30 @@
             <w:tcW w:w="9214" w:type="dxa"/>
           </w:tcPr>
           <w:p>
-            <w:pPr>
-              <w:rPr>
-                <w:lang w:eastAsia="ko-KR"/>
-                <w:rFonts w:hint="eastAsia"/>
-                <w:rtl w:val="off"/>
-              </w:rPr>
-            </w:pPr>
-            <w:r>
-              <w:rPr>
-                <w:lang w:eastAsia="ko-KR"/>
-                <w:rtl w:val="off"/>
-              </w:rPr>
-              <w:t>- OpenCV를 연결해서 감정 추출하는 코드가 파이썬으로만 되어있어서 찾아봤더니, C++로 감정을 추출하려면 표정을 구분하는 모델 .</w:t>
-            </w:r>
-            <w:r>
-              <w:rPr/>
-              <w:t>hdf5</w:t>
-            </w:r>
-            <w:r>
-              <w:rPr>
-                <w:lang w:eastAsia="ko-KR"/>
-                <w:rtl w:val="off"/>
-              </w:rPr>
-              <w:t xml:space="preserve"> 말고 .onnx가 있어야 한다그래서 구글링하여 찾았다.</w:t>
-            </w:r>
-          </w:p>
-          <w:p>
-            <w:pPr>
-              <w:rPr>
-                <w:lang w:eastAsia="ko-KR"/>
-                <w:rFonts w:hint="eastAsia"/>
-                <w:rtl w:val="off"/>
-              </w:rPr>
-            </w:pPr>
-            <w:r>
-              <w:rPr>
-                <w:lang w:eastAsia="ko-KR"/>
-                <w:rtl w:val="off"/>
-              </w:rPr>
+            <w:r>
+              <w:t>- OpenCV를 연결해서 감정 추출하는 코드가 파이썬으로만 되어있어서 찾아봤더니, C++로 감정을 추출하려면 표정을 구분하는 모델 .hdf5 말고 .onnx가 있어야 한다그래서 구글링하여 찾았다.</w:t>
+            </w:r>
+          </w:p>
+          <w:p>
+            <w:r>
               <w:t>- 메인 스레드와 네트워크 스레드와 별개로 감정을 추출하는 EmotionExtractionRunnable 스레드를 만들어 카메라를 키고 감정을 추출하는 코드를 작성했다. 비디오를 통해 사진 찍기 -&gt; 전처리(흑백으로 만들기) -&gt; 얼굴 인식 -&gt; 감정 추출(라벨 FER2013 - Angry, Disgust, Fear, Happy, Sad, Surpirse, Netural), 1초마다 이 과정을 반복한다.</w:t>
             </w:r>
           </w:p>
           <w:p>
-            <w:pPr>
-              <w:rPr/>
-            </w:pPr>
-            <w:r>
-              <w:rPr>
-                <w:lang w:eastAsia="ko-KR"/>
-                <w:rtl w:val="off"/>
-              </w:rPr>
+            <w:r>
               <w:t>- 노트북에만 카메라가 있어서 데탑용(+교수님 미팅용) 카메라를 사야할 것 같다.</w:t>
             </w:r>
           </w:p>
           <w:p>
-            <w:pPr>
-              <w:rPr>
-                <w:lang w:eastAsia="ko-KR"/>
-                <w:rtl w:val="off"/>
-              </w:rPr>
-            </w:pPr>
-            <w:r>
-              <w:rPr>
-                <w:lang w:eastAsia="ko-KR"/>
-                <w:rtl w:val="off"/>
+            <w:r>
+              <w:rPr>
+                <w:noProof/>
               </w:rPr>
               <w:drawing>
-                <wp:inline distT="0" distB="0" distL="180" distR="180">
+                <wp:inline distT="0" distB="0" distL="180" distR="180" wp14:anchorId="32125786" wp14:editId="20B7DC52">
                   <wp:extent cx="5576147" cy="2327490"/>
                   <wp:effectExtent l="0" t="0" r="0" b="0"/>
-                  <wp:docPr id="1026" name="shape1026" hidden="0"/>
+                  <wp:docPr id="1026" name="shape1026"/>
                   <wp:cNvGraphicFramePr>
                     <a:graphicFrameLocks xmlns:a="http://schemas.openxmlformats.org/drawingml/2006/main" noChangeAspect="1"/>
                   </wp:cNvGraphicFramePr>
@@ -788,12 +885,12 @@
                       <pic:pic xmlns:pic="http://schemas.openxmlformats.org/drawingml/2006/picture">
                         <pic:nvPicPr>
                           <pic:cNvPr id="0" name="이미지"/>
-                          <pic:cNvPicPr preferRelativeResize="1">
+                          <pic:cNvPicPr>
                             <a:picLocks noChangeAspect="1"/>
                           </pic:cNvPicPr>
                         </pic:nvPicPr>
                         <pic:blipFill>
-                          <a:blip r:embed="rId1">
+                          <a:blip r:embed="rId5" cstate="print">
                             <a:extLst>
                               <a:ext uri="{28A0092B-C50C-407E-A947-70E740481C1C}">
                                 <a14:useLocalDpi xmlns:a14="http://schemas.microsoft.com/office/drawing/2010/main" val="0"/>
@@ -810,7 +907,9 @@
                             <a:off x="0" y="0"/>
                             <a:ext cx="5576147" cy="2327490"/>
                           </a:xfrm>
-                          <a:prstGeom prst="rect"/>
+                          <a:prstGeom prst="rect">
+                            <a:avLst/>
+                          </a:prstGeom>
                         </pic:spPr>
                       </pic:pic>
                     </a:graphicData>
@@ -820,43 +919,17 @@
             </w:r>
           </w:p>
           <w:p>
-            <w:pPr>
-              <w:rPr>
-                <w:lang w:eastAsia="ko-KR"/>
-                <w:rFonts w:hint="eastAsia"/>
-                <w:rtl w:val="off"/>
-              </w:rPr>
-            </w:pPr>
-            <w:r>
-              <w:rPr>
-                <w:lang w:eastAsia="ko-KR"/>
-                <w:rtl w:val="off"/>
-              </w:rPr>
+            <w:r>
               <w:t>- 하나가 만든 방을 다 임포트했다.</w:t>
             </w:r>
           </w:p>
           <w:p>
-            <w:pPr>
-              <w:rPr>
-                <w:lang w:eastAsia="ko-KR"/>
-                <w:rFonts w:hint="eastAsia"/>
-                <w:rtl w:val="off"/>
-              </w:rPr>
-            </w:pPr>
-            <w:r>
-              <w:rPr>
-                <w:lang w:eastAsia="ko-KR"/>
-                <w:rtl w:val="off"/>
-              </w:rPr>
+            <w:r>
               <w:t xml:space="preserve">- 몬스터를 추가하고 이동하는 코드를 작성했는데, 아직 이동 보정은 못했다. </w:t>
             </w:r>
           </w:p>
           <w:p>
             <w:r>
-              <w:rPr>
-                <w:lang w:eastAsia="ko-KR"/>
-                <w:rtl w:val="off"/>
-              </w:rPr>
               <w:t>+ 중간에 서버가 계속 꺼지거나 AddObject id가 14242342 이런 이상한 값이 와서 봤더니, 서버와 클라이언트의 패킷 구조체를 똑같이 안 써서 그런 것이다! 앞으로 뭔가 이상하면 패킷 구조체부터 살펴봐야겠다.</w:t>
             </w:r>
           </w:p>
@@ -874,7 +947,7 @@
     <w:sectPr>
       <w:pgSz w:w="11906" w:h="16838"/>
       <w:pgMar w:top="720" w:right="720" w:bottom="720" w:left="720" w:header="851" w:footer="992" w:gutter="0"/>
-      <w:cols/>
+      <w:cols w:space="720"/>
       <w:docGrid w:linePitch="360"/>
     </w:sectPr>
   </w:body>
@@ -882,15 +955,15 @@
 </file>
 
 <file path=word/styles.xml><?xml version="1.0" encoding="utf-8"?>
-<w:styles xmlns:r="http://schemas.openxmlformats.org/officeDocument/2006/relationships" xmlns:w="http://schemas.openxmlformats.org/wordprocessingml/2006/main">
+<w:styles xmlns:mc="http://schemas.openxmlformats.org/markup-compatibility/2006" xmlns:r="http://schemas.openxmlformats.org/officeDocument/2006/relationships" xmlns:w="http://schemas.openxmlformats.org/wordprocessingml/2006/main" xmlns:w14="http://schemas.microsoft.com/office/word/2010/wordml" xmlns:w15="http://schemas.microsoft.com/office/word/2012/wordml" xmlns:w16cex="http://schemas.microsoft.com/office/word/2018/wordml/cex" xmlns:w16cid="http://schemas.microsoft.com/office/word/2016/wordml/cid" xmlns:w16="http://schemas.microsoft.com/office/word/2018/wordml" xmlns:w16du="http://schemas.microsoft.com/office/word/2023/wordml/word16du" xmlns:w16sdtdh="http://schemas.microsoft.com/office/word/2020/wordml/sdtdatahash" xmlns:w16sdtfl="http://schemas.microsoft.com/office/word/2024/wordml/sdtformatlock" xmlns:w16se="http://schemas.microsoft.com/office/word/2015/wordml/symex" mc:Ignorable="w14 w15 w16se w16cid w16 w16cex w16sdtdh w16sdtfl w16du">
   <w:docDefaults>
     <w:rPrDefault>
       <w:rPr>
-        <w:lang w:val="en-US" w:eastAsia="ko-KR" w:bidi="ar-SA"/>
         <w:rFonts w:asciiTheme="minorHAnsi" w:eastAsiaTheme="minorEastAsia" w:hAnsiTheme="minorHAnsi" w:cstheme="minorBidi"/>
+        <w:kern w:val="2"/>
         <w:sz w:val="22"/>
         <w:szCs w:val="24"/>
-        <w:kern w:val="2"/>
+        <w:lang w:val="en-US" w:eastAsia="ko-KR" w:bidi="ar-SA"/>
       </w:rPr>
     </w:rPrDefault>
     <w:pPrDefault>
@@ -899,8 +972,8 @@
       </w:pPr>
     </w:pPrDefault>
   </w:docDefaults>
-  <w:latentStyles w:defLockedState="0" w:defUIPriority="99" w:defSemiHidden="0" w:defUnhideWhenUsed="0" w:defQFormat="0" w:count="376">
-    <w:lsdException w:name="Normal" w:uiPriority="0" w:qFormat="1"/>
+  <w:latentStyles w:defLockedState="0" w:defUIPriority="0" w:defSemiHidden="0" w:defUnhideWhenUsed="0" w:defQFormat="0" w:count="376">
+    <w:lsdException w:name="Normal" w:qFormat="1"/>
     <w:lsdException w:name="heading 1" w:uiPriority="9" w:qFormat="1"/>
     <w:lsdException w:name="heading 2" w:semiHidden="1" w:uiPriority="9" w:unhideWhenUsed="1" w:qFormat="1"/>
     <w:lsdException w:name="heading 3" w:semiHidden="1" w:uiPriority="9" w:unhideWhenUsed="1" w:qFormat="1"/>
@@ -910,15 +983,15 @@
     <w:lsdException w:name="heading 7" w:semiHidden="1" w:uiPriority="9" w:unhideWhenUsed="1" w:qFormat="1"/>
     <w:lsdException w:name="heading 8" w:semiHidden="1" w:uiPriority="9" w:unhideWhenUsed="1" w:qFormat="1"/>
     <w:lsdException w:name="heading 9" w:semiHidden="1" w:uiPriority="9" w:unhideWhenUsed="1" w:qFormat="1"/>
-    <w:lsdException w:name="index 1" w:semiHidden="1" w:unhideWhenUsed="1"/>
-    <w:lsdException w:name="index 2" w:semiHidden="1" w:unhideWhenUsed="1"/>
-    <w:lsdException w:name="index 3" w:semiHidden="1" w:unhideWhenUsed="1"/>
-    <w:lsdException w:name="index 4" w:semiHidden="1" w:unhideWhenUsed="1"/>
-    <w:lsdException w:name="index 5" w:semiHidden="1" w:unhideWhenUsed="1"/>
-    <w:lsdException w:name="index 6" w:semiHidden="1" w:unhideWhenUsed="1"/>
-    <w:lsdException w:name="index 7" w:semiHidden="1" w:unhideWhenUsed="1"/>
-    <w:lsdException w:name="index 8" w:semiHidden="1" w:unhideWhenUsed="1"/>
-    <w:lsdException w:name="index 9" w:semiHidden="1" w:unhideWhenUsed="1"/>
+    <w:lsdException w:name="index 1" w:semiHidden="1" w:uiPriority="99" w:unhideWhenUsed="1"/>
+    <w:lsdException w:name="index 2" w:semiHidden="1" w:uiPriority="99" w:unhideWhenUsed="1"/>
+    <w:lsdException w:name="index 3" w:semiHidden="1" w:uiPriority="99" w:unhideWhenUsed="1"/>
+    <w:lsdException w:name="index 4" w:semiHidden="1" w:uiPriority="99" w:unhideWhenUsed="1"/>
+    <w:lsdException w:name="index 5" w:semiHidden="1" w:uiPriority="99" w:unhideWhenUsed="1"/>
+    <w:lsdException w:name="index 6" w:semiHidden="1" w:uiPriority="99" w:unhideWhenUsed="1"/>
+    <w:lsdException w:name="index 7" w:semiHidden="1" w:uiPriority="99" w:unhideWhenUsed="1"/>
+    <w:lsdException w:name="index 8" w:semiHidden="1" w:uiPriority="99" w:unhideWhenUsed="1"/>
+    <w:lsdException w:name="index 9" w:semiHidden="1" w:uiPriority="99" w:unhideWhenUsed="1"/>
     <w:lsdException w:name="toc 1" w:semiHidden="1" w:uiPriority="87" w:unhideWhenUsed="1"/>
     <w:lsdException w:name="toc 2" w:semiHidden="1" w:uiPriority="87" w:unhideWhenUsed="1"/>
     <w:lsdException w:name="toc 3" w:semiHidden="1" w:uiPriority="87" w:unhideWhenUsed="1"/>
@@ -928,238 +1001,238 @@
     <w:lsdException w:name="toc 7" w:semiHidden="1" w:uiPriority="87" w:unhideWhenUsed="1"/>
     <w:lsdException w:name="toc 8" w:semiHidden="1" w:uiPriority="87" w:unhideWhenUsed="1"/>
     <w:lsdException w:name="toc 9" w:semiHidden="1" w:uiPriority="87" w:unhideWhenUsed="1"/>
-    <w:lsdException w:name="Normal Indent" w:semiHidden="1" w:unhideWhenUsed="1"/>
-    <w:lsdException w:name="footnote text" w:semiHidden="1" w:unhideWhenUsed="1"/>
-    <w:lsdException w:name="annotation text" w:semiHidden="1" w:unhideWhenUsed="1"/>
-    <w:lsdException w:name="header" w:semiHidden="1" w:unhideWhenUsed="1"/>
-    <w:lsdException w:name="footer" w:semiHidden="1" w:unhideWhenUsed="1"/>
-    <w:lsdException w:name="index heading" w:semiHidden="1" w:unhideWhenUsed="1"/>
+    <w:lsdException w:name="Normal Indent" w:semiHidden="1" w:uiPriority="99" w:unhideWhenUsed="1"/>
+    <w:lsdException w:name="footnote text" w:semiHidden="1" w:uiPriority="99" w:unhideWhenUsed="1"/>
+    <w:lsdException w:name="annotation text" w:semiHidden="1" w:uiPriority="99" w:unhideWhenUsed="1"/>
+    <w:lsdException w:name="header" w:semiHidden="1" w:uiPriority="99" w:unhideWhenUsed="1"/>
+    <w:lsdException w:name="footer" w:semiHidden="1" w:uiPriority="99" w:unhideWhenUsed="1"/>
+    <w:lsdException w:name="index heading" w:semiHidden="1" w:uiPriority="99" w:unhideWhenUsed="1"/>
     <w:lsdException w:name="caption" w:semiHidden="1" w:uiPriority="83" w:unhideWhenUsed="1" w:qFormat="1"/>
-    <w:lsdException w:name="table of figures" w:semiHidden="1" w:unhideWhenUsed="1"/>
-    <w:lsdException w:name="envelope address" w:semiHidden="1" w:unhideWhenUsed="1"/>
-    <w:lsdException w:name="envelope return" w:semiHidden="1" w:unhideWhenUsed="1"/>
-    <w:lsdException w:name="footnote reference" w:semiHidden="1" w:unhideWhenUsed="1"/>
-    <w:lsdException w:name="annotation reference" w:semiHidden="1" w:unhideWhenUsed="1"/>
-    <w:lsdException w:name="line number" w:semiHidden="1" w:unhideWhenUsed="1"/>
-    <w:lsdException w:name="page number" w:semiHidden="1" w:unhideWhenUsed="1"/>
-    <w:lsdException w:name="endnote reference" w:semiHidden="1" w:unhideWhenUsed="1"/>
-    <w:lsdException w:name="endnote text" w:semiHidden="1" w:unhideWhenUsed="1"/>
-    <w:lsdException w:name="table of authorities" w:semiHidden="1" w:unhideWhenUsed="1"/>
-    <w:lsdException w:name="macro" w:semiHidden="1" w:unhideWhenUsed="1"/>
-    <w:lsdException w:name="toa heading" w:semiHidden="1" w:unhideWhenUsed="1"/>
-    <w:lsdException w:name="List" w:semiHidden="1" w:unhideWhenUsed="1"/>
-    <w:lsdException w:name="List Bullet" w:semiHidden="1" w:unhideWhenUsed="1"/>
-    <w:lsdException w:name="List Number" w:semiHidden="1" w:unhideWhenUsed="1"/>
-    <w:lsdException w:name="List 2" w:semiHidden="1" w:unhideWhenUsed="1"/>
-    <w:lsdException w:name="List 3" w:semiHidden="1" w:unhideWhenUsed="1"/>
-    <w:lsdException w:name="List 4" w:semiHidden="1" w:unhideWhenUsed="1"/>
-    <w:lsdException w:name="List 5" w:semiHidden="1" w:unhideWhenUsed="1"/>
-    <w:lsdException w:name="List Bullet 2" w:semiHidden="1" w:unhideWhenUsed="1"/>
-    <w:lsdException w:name="List Bullet 3" w:semiHidden="1" w:unhideWhenUsed="1"/>
-    <w:lsdException w:name="List Bullet 4" w:semiHidden="1" w:unhideWhenUsed="1"/>
-    <w:lsdException w:name="List Bullet 5" w:semiHidden="1" w:unhideWhenUsed="1"/>
-    <w:lsdException w:name="List Number 2" w:semiHidden="1" w:unhideWhenUsed="1"/>
-    <w:lsdException w:name="List Number 3" w:semiHidden="1" w:unhideWhenUsed="1"/>
-    <w:lsdException w:name="List Number 4" w:semiHidden="1" w:unhideWhenUsed="1"/>
-    <w:lsdException w:name="List Number 5" w:semiHidden="1" w:unhideWhenUsed="1"/>
+    <w:lsdException w:name="table of figures" w:semiHidden="1" w:uiPriority="99" w:unhideWhenUsed="1"/>
+    <w:lsdException w:name="envelope address" w:semiHidden="1" w:uiPriority="99" w:unhideWhenUsed="1"/>
+    <w:lsdException w:name="envelope return" w:semiHidden="1" w:uiPriority="99" w:unhideWhenUsed="1"/>
+    <w:lsdException w:name="footnote reference" w:semiHidden="1" w:uiPriority="99" w:unhideWhenUsed="1"/>
+    <w:lsdException w:name="annotation reference" w:semiHidden="1" w:uiPriority="99" w:unhideWhenUsed="1"/>
+    <w:lsdException w:name="line number" w:semiHidden="1" w:uiPriority="99" w:unhideWhenUsed="1"/>
+    <w:lsdException w:name="page number" w:semiHidden="1" w:uiPriority="99" w:unhideWhenUsed="1"/>
+    <w:lsdException w:name="endnote reference" w:semiHidden="1" w:uiPriority="99" w:unhideWhenUsed="1"/>
+    <w:lsdException w:name="endnote text" w:semiHidden="1" w:uiPriority="99" w:unhideWhenUsed="1"/>
+    <w:lsdException w:name="table of authorities" w:semiHidden="1" w:uiPriority="99" w:unhideWhenUsed="1"/>
+    <w:lsdException w:name="macro" w:semiHidden="1" w:uiPriority="99" w:unhideWhenUsed="1"/>
+    <w:lsdException w:name="toa heading" w:semiHidden="1" w:uiPriority="99" w:unhideWhenUsed="1"/>
+    <w:lsdException w:name="List" w:semiHidden="1" w:uiPriority="99" w:unhideWhenUsed="1"/>
+    <w:lsdException w:name="List Bullet" w:semiHidden="1" w:uiPriority="99" w:unhideWhenUsed="1"/>
+    <w:lsdException w:name="List Number" w:semiHidden="1" w:uiPriority="99" w:unhideWhenUsed="1"/>
+    <w:lsdException w:name="List 2" w:semiHidden="1" w:uiPriority="99" w:unhideWhenUsed="1"/>
+    <w:lsdException w:name="List 3" w:semiHidden="1" w:uiPriority="99" w:unhideWhenUsed="1"/>
+    <w:lsdException w:name="List 4" w:semiHidden="1" w:uiPriority="99" w:unhideWhenUsed="1"/>
+    <w:lsdException w:name="List 5" w:semiHidden="1" w:uiPriority="99" w:unhideWhenUsed="1"/>
+    <w:lsdException w:name="List Bullet 2" w:semiHidden="1" w:uiPriority="99" w:unhideWhenUsed="1"/>
+    <w:lsdException w:name="List Bullet 3" w:semiHidden="1" w:uiPriority="99" w:unhideWhenUsed="1"/>
+    <w:lsdException w:name="List Bullet 4" w:semiHidden="1" w:uiPriority="99" w:unhideWhenUsed="1"/>
+    <w:lsdException w:name="List Bullet 5" w:semiHidden="1" w:uiPriority="99" w:unhideWhenUsed="1"/>
+    <w:lsdException w:name="List Number 2" w:semiHidden="1" w:uiPriority="99" w:unhideWhenUsed="1"/>
+    <w:lsdException w:name="List Number 3" w:semiHidden="1" w:uiPriority="99" w:unhideWhenUsed="1"/>
+    <w:lsdException w:name="List Number 4" w:semiHidden="1" w:uiPriority="99" w:unhideWhenUsed="1"/>
+    <w:lsdException w:name="List Number 5" w:semiHidden="1" w:uiPriority="99" w:unhideWhenUsed="1"/>
     <w:lsdException w:name="Title" w:uiPriority="22" w:qFormat="1"/>
-    <w:lsdException w:name="Closing" w:semiHidden="1" w:unhideWhenUsed="1"/>
-    <w:lsdException w:name="Signature" w:semiHidden="1" w:unhideWhenUsed="1"/>
+    <w:lsdException w:name="Closing" w:semiHidden="1" w:uiPriority="99" w:unhideWhenUsed="1"/>
+    <w:lsdException w:name="Signature" w:semiHidden="1" w:uiPriority="99" w:unhideWhenUsed="1"/>
     <w:lsdException w:name="Default Paragraph Font" w:semiHidden="1" w:uiPriority="1" w:unhideWhenUsed="1"/>
-    <w:lsdException w:name="Body Text" w:semiHidden="1" w:unhideWhenUsed="1"/>
-    <w:lsdException w:name="Body Text Indent" w:semiHidden="1" w:unhideWhenUsed="1"/>
-    <w:lsdException w:name="List Continue" w:semiHidden="1" w:unhideWhenUsed="1"/>
-    <w:lsdException w:name="List Continue 2" w:semiHidden="1" w:unhideWhenUsed="1"/>
-    <w:lsdException w:name="List Continue 3" w:semiHidden="1" w:unhideWhenUsed="1"/>
-    <w:lsdException w:name="List Continue 4" w:semiHidden="1" w:unhideWhenUsed="1"/>
-    <w:lsdException w:name="List Continue 5" w:semiHidden="1" w:unhideWhenUsed="1"/>
-    <w:lsdException w:name="Message Header" w:semiHidden="1" w:unhideWhenUsed="1"/>
+    <w:lsdException w:name="Body Text" w:semiHidden="1" w:uiPriority="99" w:unhideWhenUsed="1"/>
+    <w:lsdException w:name="Body Text Indent" w:semiHidden="1" w:uiPriority="99" w:unhideWhenUsed="1"/>
+    <w:lsdException w:name="List Continue" w:semiHidden="1" w:uiPriority="99" w:unhideWhenUsed="1"/>
+    <w:lsdException w:name="List Continue 2" w:semiHidden="1" w:uiPriority="99" w:unhideWhenUsed="1"/>
+    <w:lsdException w:name="List Continue 3" w:semiHidden="1" w:uiPriority="99" w:unhideWhenUsed="1"/>
+    <w:lsdException w:name="List Continue 4" w:semiHidden="1" w:uiPriority="99" w:unhideWhenUsed="1"/>
+    <w:lsdException w:name="List Continue 5" w:semiHidden="1" w:uiPriority="99" w:unhideWhenUsed="1"/>
+    <w:lsdException w:name="Message Header" w:semiHidden="1" w:uiPriority="99" w:unhideWhenUsed="1"/>
     <w:lsdException w:name="Subtitle" w:uiPriority="23" w:qFormat="1"/>
-    <w:lsdException w:name="Salutation" w:semiHidden="1" w:unhideWhenUsed="1"/>
-    <w:lsdException w:name="Date" w:semiHidden="1" w:unhideWhenUsed="1"/>
-    <w:lsdException w:name="Body Text First Indent" w:semiHidden="1" w:unhideWhenUsed="1"/>
-    <w:lsdException w:name="Body Text First Indent 2" w:semiHidden="1" w:unhideWhenUsed="1"/>
-    <w:lsdException w:name="Note Heading" w:semiHidden="1" w:unhideWhenUsed="1"/>
-    <w:lsdException w:name="Body Text 2" w:semiHidden="1" w:unhideWhenUsed="1"/>
-    <w:lsdException w:name="Body Text 3" w:semiHidden="1" w:unhideWhenUsed="1"/>
-    <w:lsdException w:name="Body Text Indent 2" w:semiHidden="1" w:unhideWhenUsed="1"/>
-    <w:lsdException w:name="Body Text Indent 3" w:semiHidden="1" w:unhideWhenUsed="1"/>
-    <w:lsdException w:name="Block Text" w:semiHidden="1" w:unhideWhenUsed="1"/>
-    <w:lsdException w:name="Hyperlink" w:semiHidden="1" w:unhideWhenUsed="1"/>
-    <w:lsdException w:name="FollowedHyperlink" w:semiHidden="1" w:unhideWhenUsed="1"/>
+    <w:lsdException w:name="Salutation" w:semiHidden="1" w:uiPriority="99" w:unhideWhenUsed="1"/>
+    <w:lsdException w:name="Date" w:semiHidden="1" w:uiPriority="99" w:unhideWhenUsed="1"/>
+    <w:lsdException w:name="Body Text First Indent" w:semiHidden="1" w:uiPriority="99" w:unhideWhenUsed="1"/>
+    <w:lsdException w:name="Body Text First Indent 2" w:semiHidden="1" w:uiPriority="99" w:unhideWhenUsed="1"/>
+    <w:lsdException w:name="Note Heading" w:semiHidden="1" w:uiPriority="99" w:unhideWhenUsed="1"/>
+    <w:lsdException w:name="Body Text 2" w:semiHidden="1" w:uiPriority="99" w:unhideWhenUsed="1"/>
+    <w:lsdException w:name="Body Text 3" w:semiHidden="1" w:uiPriority="99" w:unhideWhenUsed="1"/>
+    <w:lsdException w:name="Body Text Indent 2" w:semiHidden="1" w:uiPriority="99" w:unhideWhenUsed="1"/>
+    <w:lsdException w:name="Body Text Indent 3" w:semiHidden="1" w:uiPriority="99" w:unhideWhenUsed="1"/>
+    <w:lsdException w:name="Block Text" w:semiHidden="1" w:uiPriority="99" w:unhideWhenUsed="1"/>
+    <w:lsdException w:name="Hyperlink" w:semiHidden="1" w:uiPriority="99" w:unhideWhenUsed="1"/>
+    <w:lsdException w:name="FollowedHyperlink" w:semiHidden="1" w:uiPriority="99" w:unhideWhenUsed="1"/>
     <w:lsdException w:name="Strong" w:uiPriority="52" w:qFormat="1"/>
     <w:lsdException w:name="Emphasis" w:uiPriority="50" w:qFormat="1"/>
-    <w:lsdException w:name="Document Map" w:semiHidden="1" w:unhideWhenUsed="1"/>
-    <w:lsdException w:name="Plain Text" w:semiHidden="1" w:unhideWhenUsed="1"/>
-    <w:lsdException w:name="E-mail Signature" w:semiHidden="1" w:unhideWhenUsed="1"/>
-    <w:lsdException w:name="HTML Top of Form" w:semiHidden="1" w:unhideWhenUsed="1"/>
-    <w:lsdException w:name="HTML Bottom of Form" w:semiHidden="1" w:unhideWhenUsed="1"/>
-    <w:lsdException w:name="Normal (Web)" w:semiHidden="1" w:unhideWhenUsed="1"/>
-    <w:lsdException w:name="HTML Acronym" w:semiHidden="1" w:unhideWhenUsed="1"/>
-    <w:lsdException w:name="HTML Address" w:semiHidden="1" w:unhideWhenUsed="1"/>
-    <w:lsdException w:name="HTML Cite" w:semiHidden="1" w:unhideWhenUsed="1"/>
-    <w:lsdException w:name="HTML Code" w:semiHidden="1" w:unhideWhenUsed="1"/>
-    <w:lsdException w:name="HTML Definition" w:semiHidden="1" w:unhideWhenUsed="1"/>
-    <w:lsdException w:name="HTML Keyboard" w:semiHidden="1" w:unhideWhenUsed="1"/>
-    <w:lsdException w:name="HTML Preformatted" w:semiHidden="1" w:unhideWhenUsed="1"/>
-    <w:lsdException w:name="HTML Sample" w:semiHidden="1" w:unhideWhenUsed="1"/>
-    <w:lsdException w:name="HTML Typewriter" w:semiHidden="1" w:unhideWhenUsed="1"/>
-    <w:lsdException w:name="HTML Variable" w:semiHidden="1" w:unhideWhenUsed="1"/>
-    <w:lsdException w:name="Normal Table" w:semiHidden="1" w:unhideWhenUsed="1"/>
-    <w:lsdException w:name="annotation subject" w:semiHidden="1" w:unhideWhenUsed="1"/>
-    <w:lsdException w:name="No List" w:semiHidden="1" w:unhideWhenUsed="1"/>
-    <w:lsdException w:name="Outline List 1" w:semiHidden="1" w:unhideWhenUsed="1"/>
-    <w:lsdException w:name="Outline List 2" w:semiHidden="1" w:unhideWhenUsed="1"/>
-    <w:lsdException w:name="Outline List 3" w:semiHidden="1" w:unhideWhenUsed="1"/>
-    <w:lsdException w:name="Table Simple 1" w:semiHidden="1" w:unhideWhenUsed="1"/>
-    <w:lsdException w:name="Table Simple 2" w:semiHidden="1" w:unhideWhenUsed="1"/>
-    <w:lsdException w:name="Table Simple 3" w:semiHidden="1" w:unhideWhenUsed="1"/>
-    <w:lsdException w:name="Table Classic 1" w:semiHidden="1" w:unhideWhenUsed="1"/>
-    <w:lsdException w:name="Table Classic 2" w:semiHidden="1" w:unhideWhenUsed="1"/>
-    <w:lsdException w:name="Table Classic 3" w:semiHidden="1" w:unhideWhenUsed="1"/>
-    <w:lsdException w:name="Table Classic 4" w:semiHidden="1" w:unhideWhenUsed="1"/>
-    <w:lsdException w:name="Table Colorful 1" w:semiHidden="1" w:unhideWhenUsed="1"/>
-    <w:lsdException w:name="Table Colorful 2" w:semiHidden="1" w:unhideWhenUsed="1"/>
-    <w:lsdException w:name="Table Colorful 3" w:semiHidden="1" w:unhideWhenUsed="1"/>
-    <w:lsdException w:name="Table Columns 1" w:semiHidden="1" w:unhideWhenUsed="1"/>
-    <w:lsdException w:name="Table Columns 2" w:semiHidden="1" w:unhideWhenUsed="1"/>
-    <w:lsdException w:name="Table Columns 3" w:semiHidden="1" w:unhideWhenUsed="1"/>
-    <w:lsdException w:name="Table Columns 4" w:semiHidden="1" w:unhideWhenUsed="1"/>
-    <w:lsdException w:name="Table Columns 5" w:semiHidden="1" w:unhideWhenUsed="1"/>
-    <w:lsdException w:name="Table Grid 1" w:semiHidden="1" w:unhideWhenUsed="1"/>
-    <w:lsdException w:name="Table Grid 2" w:semiHidden="1" w:unhideWhenUsed="1"/>
-    <w:lsdException w:name="Table Grid 3" w:semiHidden="1" w:unhideWhenUsed="1"/>
-    <w:lsdException w:name="Table Grid 4" w:semiHidden="1" w:unhideWhenUsed="1"/>
-    <w:lsdException w:name="Table Grid 5" w:semiHidden="1" w:unhideWhenUsed="1"/>
-    <w:lsdException w:name="Table Grid 6" w:semiHidden="1" w:unhideWhenUsed="1"/>
-    <w:lsdException w:name="Table Grid 7" w:semiHidden="1" w:unhideWhenUsed="1"/>
-    <w:lsdException w:name="Table Grid 8" w:semiHidden="1" w:unhideWhenUsed="1"/>
-    <w:lsdException w:name="Table List 1" w:semiHidden="1" w:unhideWhenUsed="1"/>
-    <w:lsdException w:name="Table List 2" w:semiHidden="1" w:unhideWhenUsed="1"/>
-    <w:lsdException w:name="Table List 3" w:semiHidden="1" w:unhideWhenUsed="1"/>
-    <w:lsdException w:name="Table List 4" w:semiHidden="1" w:unhideWhenUsed="1"/>
-    <w:lsdException w:name="Table List 5" w:semiHidden="1" w:unhideWhenUsed="1"/>
-    <w:lsdException w:name="Table List 6" w:semiHidden="1" w:unhideWhenUsed="1"/>
-    <w:lsdException w:name="Table List 7" w:semiHidden="1" w:unhideWhenUsed="1"/>
-    <w:lsdException w:name="Table List 8" w:semiHidden="1" w:unhideWhenUsed="1"/>
-    <w:lsdException w:name="Table 3D effects 1" w:semiHidden="1" w:unhideWhenUsed="1"/>
-    <w:lsdException w:name="Table 3D effects 2" w:semiHidden="1" w:unhideWhenUsed="1"/>
-    <w:lsdException w:name="Table 3D effects 3" w:semiHidden="1" w:unhideWhenUsed="1"/>
-    <w:lsdException w:name="Table Contemporary" w:semiHidden="1" w:unhideWhenUsed="1"/>
-    <w:lsdException w:name="Table Elegant" w:semiHidden="1" w:unhideWhenUsed="1"/>
-    <w:lsdException w:name="Table Professional" w:semiHidden="1" w:unhideWhenUsed="1"/>
-    <w:lsdException w:name="Table Subtle 1" w:semiHidden="1" w:unhideWhenUsed="1"/>
-    <w:lsdException w:name="Table Subtle 2" w:semiHidden="1" w:unhideWhenUsed="1"/>
-    <w:lsdException w:name="Table Web 1" w:semiHidden="1" w:unhideWhenUsed="1"/>
-    <w:lsdException w:name="Table Web 2" w:semiHidden="1" w:unhideWhenUsed="1"/>
-    <w:lsdException w:name="Table Web 3" w:semiHidden="1" w:unhideWhenUsed="1"/>
-    <w:lsdException w:name="Balloon Text" w:semiHidden="1" w:unhideWhenUsed="1"/>
+    <w:lsdException w:name="Document Map" w:semiHidden="1" w:uiPriority="99" w:unhideWhenUsed="1"/>
+    <w:lsdException w:name="Plain Text" w:semiHidden="1" w:uiPriority="99" w:unhideWhenUsed="1"/>
+    <w:lsdException w:name="E-mail Signature" w:semiHidden="1" w:uiPriority="99" w:unhideWhenUsed="1"/>
+    <w:lsdException w:name="HTML Top of Form" w:semiHidden="1" w:uiPriority="99" w:unhideWhenUsed="1"/>
+    <w:lsdException w:name="HTML Bottom of Form" w:semiHidden="1" w:uiPriority="99" w:unhideWhenUsed="1"/>
+    <w:lsdException w:name="Normal (Web)" w:semiHidden="1" w:uiPriority="99" w:unhideWhenUsed="1"/>
+    <w:lsdException w:name="HTML Acronym" w:semiHidden="1" w:uiPriority="99" w:unhideWhenUsed="1"/>
+    <w:lsdException w:name="HTML Address" w:semiHidden="1" w:uiPriority="99" w:unhideWhenUsed="1"/>
+    <w:lsdException w:name="HTML Cite" w:semiHidden="1" w:uiPriority="99" w:unhideWhenUsed="1"/>
+    <w:lsdException w:name="HTML Code" w:semiHidden="1" w:uiPriority="99" w:unhideWhenUsed="1"/>
+    <w:lsdException w:name="HTML Definition" w:semiHidden="1" w:uiPriority="99" w:unhideWhenUsed="1"/>
+    <w:lsdException w:name="HTML Keyboard" w:semiHidden="1" w:uiPriority="99" w:unhideWhenUsed="1"/>
+    <w:lsdException w:name="HTML Preformatted" w:semiHidden="1" w:uiPriority="99" w:unhideWhenUsed="1"/>
+    <w:lsdException w:name="HTML Sample" w:semiHidden="1" w:uiPriority="99" w:unhideWhenUsed="1"/>
+    <w:lsdException w:name="HTML Typewriter" w:semiHidden="1" w:uiPriority="99" w:unhideWhenUsed="1"/>
+    <w:lsdException w:name="HTML Variable" w:semiHidden="1" w:uiPriority="99" w:unhideWhenUsed="1"/>
+    <w:lsdException w:name="Normal Table" w:semiHidden="1" w:uiPriority="99" w:unhideWhenUsed="1"/>
+    <w:lsdException w:name="annotation subject" w:semiHidden="1" w:uiPriority="99" w:unhideWhenUsed="1"/>
+    <w:lsdException w:name="No List" w:semiHidden="1" w:uiPriority="99" w:unhideWhenUsed="1"/>
+    <w:lsdException w:name="Outline List 1" w:semiHidden="1" w:uiPriority="99" w:unhideWhenUsed="1"/>
+    <w:lsdException w:name="Outline List 2" w:semiHidden="1" w:uiPriority="99" w:unhideWhenUsed="1"/>
+    <w:lsdException w:name="Outline List 3" w:semiHidden="1" w:uiPriority="99" w:unhideWhenUsed="1"/>
+    <w:lsdException w:name="Table Simple 1" w:semiHidden="1" w:uiPriority="99" w:unhideWhenUsed="1"/>
+    <w:lsdException w:name="Table Simple 2" w:semiHidden="1" w:uiPriority="99" w:unhideWhenUsed="1"/>
+    <w:lsdException w:name="Table Simple 3" w:semiHidden="1" w:uiPriority="99" w:unhideWhenUsed="1"/>
+    <w:lsdException w:name="Table Classic 1" w:semiHidden="1" w:uiPriority="99" w:unhideWhenUsed="1"/>
+    <w:lsdException w:name="Table Classic 2" w:semiHidden="1" w:uiPriority="99" w:unhideWhenUsed="1"/>
+    <w:lsdException w:name="Table Classic 3" w:semiHidden="1" w:uiPriority="99" w:unhideWhenUsed="1"/>
+    <w:lsdException w:name="Table Classic 4" w:semiHidden="1" w:uiPriority="99" w:unhideWhenUsed="1"/>
+    <w:lsdException w:name="Table Colorful 1" w:semiHidden="1" w:uiPriority="99" w:unhideWhenUsed="1"/>
+    <w:lsdException w:name="Table Colorful 2" w:semiHidden="1" w:uiPriority="99" w:unhideWhenUsed="1"/>
+    <w:lsdException w:name="Table Colorful 3" w:semiHidden="1" w:uiPriority="99" w:unhideWhenUsed="1"/>
+    <w:lsdException w:name="Table Columns 1" w:semiHidden="1" w:uiPriority="99" w:unhideWhenUsed="1"/>
+    <w:lsdException w:name="Table Columns 2" w:semiHidden="1" w:uiPriority="99" w:unhideWhenUsed="1"/>
+    <w:lsdException w:name="Table Columns 3" w:semiHidden="1" w:uiPriority="99" w:unhideWhenUsed="1"/>
+    <w:lsdException w:name="Table Columns 4" w:semiHidden="1" w:uiPriority="99" w:unhideWhenUsed="1"/>
+    <w:lsdException w:name="Table Columns 5" w:semiHidden="1" w:uiPriority="99" w:unhideWhenUsed="1"/>
+    <w:lsdException w:name="Table Grid 1" w:semiHidden="1" w:uiPriority="99" w:unhideWhenUsed="1"/>
+    <w:lsdException w:name="Table Grid 2" w:semiHidden="1" w:uiPriority="99" w:unhideWhenUsed="1"/>
+    <w:lsdException w:name="Table Grid 3" w:semiHidden="1" w:uiPriority="99" w:unhideWhenUsed="1"/>
+    <w:lsdException w:name="Table Grid 4" w:semiHidden="1" w:uiPriority="99" w:unhideWhenUsed="1"/>
+    <w:lsdException w:name="Table Grid 5" w:semiHidden="1" w:uiPriority="99" w:unhideWhenUsed="1"/>
+    <w:lsdException w:name="Table Grid 6" w:semiHidden="1" w:uiPriority="99" w:unhideWhenUsed="1"/>
+    <w:lsdException w:name="Table Grid 7" w:semiHidden="1" w:uiPriority="99" w:unhideWhenUsed="1"/>
+    <w:lsdException w:name="Table Grid 8" w:semiHidden="1" w:uiPriority="99" w:unhideWhenUsed="1"/>
+    <w:lsdException w:name="Table List 1" w:semiHidden="1" w:uiPriority="99" w:unhideWhenUsed="1"/>
+    <w:lsdException w:name="Table List 2" w:semiHidden="1" w:uiPriority="99" w:unhideWhenUsed="1"/>
+    <w:lsdException w:name="Table List 3" w:semiHidden="1" w:uiPriority="99" w:unhideWhenUsed="1"/>
+    <w:lsdException w:name="Table List 4" w:semiHidden="1" w:uiPriority="99" w:unhideWhenUsed="1"/>
+    <w:lsdException w:name="Table List 5" w:semiHidden="1" w:uiPriority="99" w:unhideWhenUsed="1"/>
+    <w:lsdException w:name="Table List 6" w:semiHidden="1" w:uiPriority="99" w:unhideWhenUsed="1"/>
+    <w:lsdException w:name="Table List 7" w:semiHidden="1" w:uiPriority="99" w:unhideWhenUsed="1"/>
+    <w:lsdException w:name="Table List 8" w:semiHidden="1" w:uiPriority="99" w:unhideWhenUsed="1"/>
+    <w:lsdException w:name="Table 3D effects 1" w:semiHidden="1" w:uiPriority="99" w:unhideWhenUsed="1"/>
+    <w:lsdException w:name="Table 3D effects 2" w:semiHidden="1" w:uiPriority="99" w:unhideWhenUsed="1"/>
+    <w:lsdException w:name="Table 3D effects 3" w:semiHidden="1" w:uiPriority="99" w:unhideWhenUsed="1"/>
+    <w:lsdException w:name="Table Contemporary" w:semiHidden="1" w:uiPriority="99" w:unhideWhenUsed="1"/>
+    <w:lsdException w:name="Table Elegant" w:semiHidden="1" w:uiPriority="99" w:unhideWhenUsed="1"/>
+    <w:lsdException w:name="Table Professional" w:semiHidden="1" w:uiPriority="99" w:unhideWhenUsed="1"/>
+    <w:lsdException w:name="Table Subtle 1" w:semiHidden="1" w:uiPriority="99" w:unhideWhenUsed="1"/>
+    <w:lsdException w:name="Table Subtle 2" w:semiHidden="1" w:uiPriority="99" w:unhideWhenUsed="1"/>
+    <w:lsdException w:name="Table Web 1" w:semiHidden="1" w:uiPriority="99" w:unhideWhenUsed="1"/>
+    <w:lsdException w:name="Table Web 2" w:semiHidden="1" w:uiPriority="99" w:unhideWhenUsed="1"/>
+    <w:lsdException w:name="Table Web 3" w:semiHidden="1" w:uiPriority="99" w:unhideWhenUsed="1"/>
+    <w:lsdException w:name="Balloon Text" w:semiHidden="1" w:uiPriority="99" w:unhideWhenUsed="1"/>
     <w:lsdException w:name="Table Grid" w:uiPriority="87"/>
-    <w:lsdException w:name="Table Theme" w:semiHidden="1" w:unhideWhenUsed="1"/>
-    <w:lsdException w:name="Placeholder Text" w:semiHidden="1"/>
+    <w:lsdException w:name="Table Theme" w:semiHidden="1" w:uiPriority="99" w:unhideWhenUsed="1"/>
+    <w:lsdException w:name="Placeholder Text" w:semiHidden="1" w:uiPriority="99"/>
     <w:lsdException w:name="No Spacing" w:uiPriority="1" w:qFormat="1"/>
-    <w:lsdException w:name="Light Shading" w:uiPriority="150"/>
-    <w:lsdException w:name="Light List" w:uiPriority="151"/>
-    <w:lsdException w:name="Light Grid" w:uiPriority="152"/>
-    <w:lsdException w:name="Medium Shading 1" w:uiPriority="153"/>
-    <w:lsdException w:name="Medium Shading 2" w:uiPriority="256"/>
-    <w:lsdException w:name="Medium List 1" w:uiPriority="257"/>
-    <w:lsdException w:name="Medium List 2" w:uiPriority="258"/>
-    <w:lsdException w:name="Medium Grid 1" w:uiPriority="259"/>
-    <w:lsdException w:name="Medium Grid 2" w:uiPriority="260"/>
-    <w:lsdException w:name="Medium Grid 3" w:uiPriority="261"/>
-    <w:lsdException w:name="Dark List" w:uiPriority="274"/>
-    <w:lsdException w:name="Colorful Shading" w:uiPriority="275"/>
-    <w:lsdException w:name="Colorful List" w:uiPriority="276"/>
-    <w:lsdException w:name="Colorful Grid" w:uiPriority="277"/>
-    <w:lsdException w:name="Light Shading Accent 1" w:uiPriority="150"/>
-    <w:lsdException w:name="Light List Accent 1" w:uiPriority="151"/>
-    <w:lsdException w:name="Light Grid Accent 1" w:uiPriority="152"/>
-    <w:lsdException w:name="Medium Shading 1 Accent 1" w:uiPriority="153"/>
-    <w:lsdException w:name="Medium Shading 2 Accent 1" w:uiPriority="256"/>
-    <w:lsdException w:name="Medium List 1 Accent 1" w:uiPriority="257"/>
-    <w:lsdException w:name="Revision" w:semiHidden="1"/>
+    <w:lsdException w:name="Light Shading"/>
+    <w:lsdException w:name="Light List"/>
+    <w:lsdException w:name="Light Grid"/>
+    <w:lsdException w:name="Medium Shading 1"/>
+    <w:lsdException w:name="Medium Shading 2"/>
+    <w:lsdException w:name="Medium List 1"/>
+    <w:lsdException w:name="Medium List 2"/>
+    <w:lsdException w:name="Medium Grid 1"/>
+    <w:lsdException w:name="Medium Grid 2"/>
+    <w:lsdException w:name="Medium Grid 3"/>
+    <w:lsdException w:name="Dark List"/>
+    <w:lsdException w:name="Colorful Shading"/>
+    <w:lsdException w:name="Colorful List"/>
+    <w:lsdException w:name="Colorful Grid"/>
+    <w:lsdException w:name="Light Shading Accent 1"/>
+    <w:lsdException w:name="Light List Accent 1"/>
+    <w:lsdException w:name="Light Grid Accent 1"/>
+    <w:lsdException w:name="Medium Shading 1 Accent 1"/>
+    <w:lsdException w:name="Medium Shading 2 Accent 1"/>
+    <w:lsdException w:name="Medium List 1 Accent 1"/>
+    <w:lsdException w:name="Revision" w:semiHidden="1" w:uiPriority="99"/>
     <w:lsdException w:name="List Paragraph" w:uiPriority="82" w:qFormat="1"/>
     <w:lsdException w:name="Quote" w:uiPriority="65" w:qFormat="1"/>
     <w:lsdException w:name="Intense Quote" w:uiPriority="72" w:qFormat="1"/>
-    <w:lsdException w:name="Medium List 2 Accent 1" w:uiPriority="258"/>
-    <w:lsdException w:name="Medium Grid 1 Accent 1" w:uiPriority="259"/>
-    <w:lsdException w:name="Medium Grid 2 Accent 1" w:uiPriority="260"/>
-    <w:lsdException w:name="Medium Grid 3 Accent 1" w:uiPriority="261"/>
-    <w:lsdException w:name="Dark List Accent 1" w:uiPriority="274"/>
-    <w:lsdException w:name="Colorful Shading Accent 1" w:uiPriority="275"/>
-    <w:lsdException w:name="Colorful List Accent 1" w:uiPriority="276"/>
-    <w:lsdException w:name="Colorful Grid Accent 1" w:uiPriority="277"/>
-    <w:lsdException w:name="Light Shading Accent 2" w:uiPriority="150"/>
-    <w:lsdException w:name="Light List Accent 2" w:uiPriority="151"/>
-    <w:lsdException w:name="Light Grid Accent 2" w:uiPriority="152"/>
-    <w:lsdException w:name="Medium Shading 1 Accent 2" w:uiPriority="153"/>
-    <w:lsdException w:name="Medium Shading 2 Accent 2" w:uiPriority="256"/>
-    <w:lsdException w:name="Medium List 1 Accent 2" w:uiPriority="257"/>
-    <w:lsdException w:name="Medium List 2 Accent 2" w:uiPriority="258"/>
-    <w:lsdException w:name="Medium Grid 1 Accent 2" w:uiPriority="259"/>
-    <w:lsdException w:name="Medium Grid 2 Accent 2" w:uiPriority="260"/>
-    <w:lsdException w:name="Medium Grid 3 Accent 2" w:uiPriority="261"/>
-    <w:lsdException w:name="Dark List Accent 2" w:uiPriority="274"/>
-    <w:lsdException w:name="Colorful Shading Accent 2" w:uiPriority="275"/>
-    <w:lsdException w:name="Colorful List Accent 2" w:uiPriority="276"/>
-    <w:lsdException w:name="Colorful Grid Accent 2" w:uiPriority="277"/>
-    <w:lsdException w:name="Light Shading Accent 3" w:uiPriority="150"/>
-    <w:lsdException w:name="Light List Accent 3" w:uiPriority="151"/>
-    <w:lsdException w:name="Light Grid Accent 3" w:uiPriority="152"/>
-    <w:lsdException w:name="Medium Shading 1 Accent 3" w:uiPriority="153"/>
-    <w:lsdException w:name="Medium Shading 2 Accent 3" w:uiPriority="256"/>
-    <w:lsdException w:name="Medium List 1 Accent 3" w:uiPriority="257"/>
-    <w:lsdException w:name="Medium List 2 Accent 3" w:uiPriority="258"/>
-    <w:lsdException w:name="Medium Grid 1 Accent 3" w:uiPriority="259"/>
-    <w:lsdException w:name="Medium Grid 2 Accent 3" w:uiPriority="260"/>
-    <w:lsdException w:name="Medium Grid 3 Accent 3" w:uiPriority="261"/>
-    <w:lsdException w:name="Dark List Accent 3" w:uiPriority="274"/>
-    <w:lsdException w:name="Colorful Shading Accent 3" w:uiPriority="275"/>
-    <w:lsdException w:name="Colorful List Accent 3" w:uiPriority="276"/>
-    <w:lsdException w:name="Colorful Grid Accent 3" w:uiPriority="277"/>
-    <w:lsdException w:name="Light Shading Accent 4" w:uiPriority="150"/>
-    <w:lsdException w:name="Light List Accent 4" w:uiPriority="151"/>
-    <w:lsdException w:name="Light Grid Accent 4" w:uiPriority="152"/>
-    <w:lsdException w:name="Medium Shading 1 Accent 4" w:uiPriority="153"/>
-    <w:lsdException w:name="Medium Shading 2 Accent 4" w:uiPriority="256"/>
-    <w:lsdException w:name="Medium List 1 Accent 4" w:uiPriority="257"/>
-    <w:lsdException w:name="Medium List 2 Accent 4" w:uiPriority="258"/>
-    <w:lsdException w:name="Medium Grid 1 Accent 4" w:uiPriority="259"/>
-    <w:lsdException w:name="Medium Grid 2 Accent 4" w:uiPriority="260"/>
-    <w:lsdException w:name="Medium Grid 3 Accent 4" w:uiPriority="261"/>
-    <w:lsdException w:name="Dark List Accent 4" w:uiPriority="274"/>
-    <w:lsdException w:name="Colorful Shading Accent 4" w:uiPriority="275"/>
-    <w:lsdException w:name="Colorful List Accent 4" w:uiPriority="276"/>
-    <w:lsdException w:name="Colorful Grid Accent 4" w:uiPriority="277"/>
-    <w:lsdException w:name="Light Shading Accent 5" w:uiPriority="150"/>
-    <w:lsdException w:name="Light List Accent 5" w:uiPriority="151"/>
-    <w:lsdException w:name="Light Grid Accent 5" w:uiPriority="152"/>
-    <w:lsdException w:name="Medium Shading 1 Accent 5" w:uiPriority="153"/>
-    <w:lsdException w:name="Medium Shading 2 Accent 5" w:uiPriority="256"/>
-    <w:lsdException w:name="Medium List 1 Accent 5" w:uiPriority="257"/>
-    <w:lsdException w:name="Medium List 2 Accent 5" w:uiPriority="258"/>
-    <w:lsdException w:name="Medium Grid 1 Accent 5" w:uiPriority="259"/>
-    <w:lsdException w:name="Medium Grid 2 Accent 5" w:uiPriority="260"/>
-    <w:lsdException w:name="Medium Grid 3 Accent 5" w:uiPriority="261"/>
-    <w:lsdException w:name="Dark List Accent 5" w:uiPriority="274"/>
-    <w:lsdException w:name="Colorful Shading Accent 5" w:uiPriority="275"/>
-    <w:lsdException w:name="Colorful List Accent 5" w:uiPriority="276"/>
-    <w:lsdException w:name="Colorful Grid Accent 5" w:uiPriority="277"/>
-    <w:lsdException w:name="Light Shading Accent 6" w:uiPriority="150"/>
-    <w:lsdException w:name="Light List Accent 6" w:uiPriority="151"/>
-    <w:lsdException w:name="Light Grid Accent 6" w:uiPriority="152"/>
-    <w:lsdException w:name="Medium Shading 1 Accent 6" w:uiPriority="153"/>
-    <w:lsdException w:name="Medium Shading 2 Accent 6" w:uiPriority="256"/>
-    <w:lsdException w:name="Medium List 1 Accent 6" w:uiPriority="257"/>
-    <w:lsdException w:name="Medium List 2 Accent 6" w:uiPriority="258"/>
-    <w:lsdException w:name="Medium Grid 1 Accent 6" w:uiPriority="259"/>
-    <w:lsdException w:name="Medium Grid 2 Accent 6" w:uiPriority="260"/>
-    <w:lsdException w:name="Medium Grid 3 Accent 6" w:uiPriority="261"/>
-    <w:lsdException w:name="Dark List Accent 6" w:uiPriority="274"/>
-    <w:lsdException w:name="Colorful Shading Accent 6" w:uiPriority="275"/>
-    <w:lsdException w:name="Colorful List Accent 6" w:uiPriority="276"/>
-    <w:lsdException w:name="Colorful Grid Accent 6" w:uiPriority="277"/>
+    <w:lsdException w:name="Medium List 2 Accent 1"/>
+    <w:lsdException w:name="Medium Grid 1 Accent 1"/>
+    <w:lsdException w:name="Medium Grid 2 Accent 1"/>
+    <w:lsdException w:name="Medium Grid 3 Accent 1"/>
+    <w:lsdException w:name="Dark List Accent 1"/>
+    <w:lsdException w:name="Colorful Shading Accent 1"/>
+    <w:lsdException w:name="Colorful List Accent 1"/>
+    <w:lsdException w:name="Colorful Grid Accent 1"/>
+    <w:lsdException w:name="Light Shading Accent 2"/>
+    <w:lsdException w:name="Light List Accent 2"/>
+    <w:lsdException w:name="Light Grid Accent 2"/>
+    <w:lsdException w:name="Medium Shading 1 Accent 2"/>
+    <w:lsdException w:name="Medium Shading 2 Accent 2"/>
+    <w:lsdException w:name="Medium List 1 Accent 2"/>
+    <w:lsdException w:name="Medium List 2 Accent 2"/>
+    <w:lsdException w:name="Medium Grid 1 Accent 2"/>
+    <w:lsdException w:name="Medium Grid 2 Accent 2"/>
+    <w:lsdException w:name="Medium Grid 3 Accent 2"/>
+    <w:lsdException w:name="Dark List Accent 2"/>
+    <w:lsdException w:name="Colorful Shading Accent 2"/>
+    <w:lsdException w:name="Colorful List Accent 2"/>
+    <w:lsdException w:name="Colorful Grid Accent 2"/>
+    <w:lsdException w:name="Light Shading Accent 3"/>
+    <w:lsdException w:name="Light List Accent 3"/>
+    <w:lsdException w:name="Light Grid Accent 3"/>
+    <w:lsdException w:name="Medium Shading 1 Accent 3"/>
+    <w:lsdException w:name="Medium Shading 2 Accent 3"/>
+    <w:lsdException w:name="Medium List 1 Accent 3"/>
+    <w:lsdException w:name="Medium List 2 Accent 3"/>
+    <w:lsdException w:name="Medium Grid 1 Accent 3"/>
+    <w:lsdException w:name="Medium Grid 2 Accent 3"/>
+    <w:lsdException w:name="Medium Grid 3 Accent 3"/>
+    <w:lsdException w:name="Dark List Accent 3"/>
+    <w:lsdException w:name="Colorful Shading Accent 3"/>
+    <w:lsdException w:name="Colorful List Accent 3"/>
+    <w:lsdException w:name="Colorful Grid Accent 3"/>
+    <w:lsdException w:name="Light Shading Accent 4"/>
+    <w:lsdException w:name="Light List Accent 4"/>
+    <w:lsdException w:name="Light Grid Accent 4"/>
+    <w:lsdException w:name="Medium Shading 1 Accent 4"/>
+    <w:lsdException w:name="Medium Shading 2 Accent 4"/>
+    <w:lsdException w:name="Medium List 1 Accent 4"/>
+    <w:lsdException w:name="Medium List 2 Accent 4"/>
+    <w:lsdException w:name="Medium Grid 1 Accent 4"/>
+    <w:lsdException w:name="Medium Grid 2 Accent 4"/>
+    <w:lsdException w:name="Medium Grid 3 Accent 4"/>
+    <w:lsdException w:name="Dark List Accent 4"/>
+    <w:lsdException w:name="Colorful Shading Accent 4"/>
+    <w:lsdException w:name="Colorful List Accent 4"/>
+    <w:lsdException w:name="Colorful Grid Accent 4"/>
+    <w:lsdException w:name="Light Shading Accent 5"/>
+    <w:lsdException w:name="Light List Accent 5"/>
+    <w:lsdException w:name="Light Grid Accent 5"/>
+    <w:lsdException w:name="Medium Shading 1 Accent 5"/>
+    <w:lsdException w:name="Medium Shading 2 Accent 5"/>
+    <w:lsdException w:name="Medium List 1 Accent 5"/>
+    <w:lsdException w:name="Medium List 2 Accent 5"/>
+    <w:lsdException w:name="Medium Grid 1 Accent 5"/>
+    <w:lsdException w:name="Medium Grid 2 Accent 5"/>
+    <w:lsdException w:name="Medium Grid 3 Accent 5"/>
+    <w:lsdException w:name="Dark List Accent 5"/>
+    <w:lsdException w:name="Colorful Shading Accent 5"/>
+    <w:lsdException w:name="Colorful List Accent 5"/>
+    <w:lsdException w:name="Colorful Grid Accent 5"/>
+    <w:lsdException w:name="Light Shading Accent 6"/>
+    <w:lsdException w:name="Light List Accent 6"/>
+    <w:lsdException w:name="Light Grid Accent 6"/>
+    <w:lsdException w:name="Medium Shading 1 Accent 6"/>
+    <w:lsdException w:name="Medium Shading 2 Accent 6"/>
+    <w:lsdException w:name="Medium List 1 Accent 6"/>
+    <w:lsdException w:name="Medium List 2 Accent 6"/>
+    <w:lsdException w:name="Medium Grid 1 Accent 6"/>
+    <w:lsdException w:name="Medium Grid 2 Accent 6"/>
+    <w:lsdException w:name="Medium Grid 3 Accent 6"/>
+    <w:lsdException w:name="Dark List Accent 6"/>
+    <w:lsdException w:name="Colorful Shading Accent 6"/>
+    <w:lsdException w:name="Colorful List Accent 6"/>
+    <w:lsdException w:name="Colorful Grid Accent 6"/>
     <w:lsdException w:name="Subtle Emphasis" w:uiPriority="37" w:qFormat="1"/>
     <w:lsdException w:name="Intense Emphasis" w:uiPriority="51" w:qFormat="1"/>
     <w:lsdException w:name="Subtle Reference" w:uiPriority="73" w:qFormat="1"/>
@@ -1167,138 +1240,34 @@
     <w:lsdException w:name="Book Title" w:uiPriority="81" w:qFormat="1"/>
     <w:lsdException w:name="Bibliography" w:semiHidden="1" w:uiPriority="85" w:unhideWhenUsed="1"/>
     <w:lsdException w:name="TOC Heading" w:semiHidden="1" w:uiPriority="87" w:unhideWhenUsed="1" w:qFormat="1"/>
-    <w:lsdException w:name="Plain Table 1" w:uiPriority="101"/>
-    <w:lsdException w:name="Plain Table 2" w:uiPriority="102"/>
-    <w:lsdException w:name="Plain Table 3" w:uiPriority="103"/>
-    <w:lsdException w:name="Plain Table 4" w:uiPriority="104"/>
-    <w:lsdException w:name="Plain Table 5" w:uiPriority="105"/>
-    <w:lsdException w:name="Grid Table Light" w:uiPriority="100"/>
-    <w:lsdException w:name="Grid Table 1 Light" w:uiPriority="112"/>
-    <w:lsdException w:name="Grid Table 2" w:uiPriority="113"/>
-    <w:lsdException w:name="Grid Table 3" w:uiPriority="114"/>
-    <w:lsdException w:name="Grid Table 4" w:uiPriority="115"/>
-    <w:lsdException w:name="Grid Table 5 Dark" w:uiPriority="128"/>
-    <w:lsdException w:name="Grid Table 6 Colorful" w:uiPriority="129"/>
-    <w:lsdException w:name="Grid Table 7 Colorful" w:uiPriority="130"/>
-    <w:lsdException w:name="Grid Table 1 Light Accent 1" w:uiPriority="112"/>
-    <w:lsdException w:name="Grid Table 2 Accent 1" w:uiPriority="113"/>
-    <w:lsdException w:name="Grid Table 3 Accent 1" w:uiPriority="114"/>
-    <w:lsdException w:name="Grid Table 4 Accent 1" w:uiPriority="115"/>
-    <w:lsdException w:name="Grid Table 5 Dark Accent 1" w:uiPriority="128"/>
-    <w:lsdException w:name="Grid Table 6 Colorful Accent 1" w:uiPriority="129"/>
-    <w:lsdException w:name="Grid Table 7 Colorful Accent 1" w:uiPriority="130"/>
-    <w:lsdException w:name="Grid Table 1 Light Accent 2" w:uiPriority="112"/>
-    <w:lsdException w:name="Grid Table 2 Accent 2" w:uiPriority="113"/>
-    <w:lsdException w:name="Grid Table 3 Accent 2" w:uiPriority="114"/>
-    <w:lsdException w:name="Grid Table 4 Accent 2" w:uiPriority="115"/>
-    <w:lsdException w:name="Grid Table 5 Dark Accent 2" w:uiPriority="128"/>
-    <w:lsdException w:name="Grid Table 6 Colorful Accent 2" w:uiPriority="129"/>
-    <w:lsdException w:name="Grid Table 7 Colorful Accent 2" w:uiPriority="130"/>
-    <w:lsdException w:name="Grid Table 1 Light Accent 3" w:uiPriority="112"/>
-    <w:lsdException w:name="Grid Table 2 Accent 3" w:uiPriority="113"/>
-    <w:lsdException w:name="Grid Table 3 Accent 3" w:uiPriority="114"/>
-    <w:lsdException w:name="Grid Table 4 Accent 3" w:uiPriority="115"/>
-    <w:lsdException w:name="Grid Table 5 Dark Accent 3" w:uiPriority="128"/>
-    <w:lsdException w:name="Grid Table 6 Colorful Accent 3" w:uiPriority="129"/>
-    <w:lsdException w:name="Grid Table 7 Colorful Accent 3" w:uiPriority="130"/>
-    <w:lsdException w:name="Grid Table 1 Light Accent 4" w:uiPriority="112"/>
-    <w:lsdException w:name="Grid Table 2 Accent 4" w:uiPriority="113"/>
-    <w:lsdException w:name="Grid Table 3 Accent 4" w:uiPriority="114"/>
-    <w:lsdException w:name="Grid Table 4 Accent 4" w:uiPriority="115"/>
-    <w:lsdException w:name="Grid Table 5 Dark Accent 4" w:uiPriority="128"/>
-    <w:lsdException w:name="Grid Table 6 Colorful Accent 4" w:uiPriority="129"/>
-    <w:lsdException w:name="Grid Table 7 Colorful Accent 4" w:uiPriority="130"/>
-    <w:lsdException w:name="Grid Table 1 Light Accent 5" w:uiPriority="112"/>
-    <w:lsdException w:name="Grid Table 2 Accent 5" w:uiPriority="113"/>
-    <w:lsdException w:name="Grid Table 3 Accent 5" w:uiPriority="114"/>
-    <w:lsdException w:name="Grid Table 4 Accent 5" w:uiPriority="115"/>
-    <w:lsdException w:name="Grid Table 5 Dark Accent 5" w:uiPriority="128"/>
-    <w:lsdException w:name="Grid Table 6 Colorful Accent 5" w:uiPriority="129"/>
-    <w:lsdException w:name="Grid Table 7 Colorful Accent 5" w:uiPriority="130"/>
-    <w:lsdException w:name="Grid Table 1 Light Accent 6" w:uiPriority="112"/>
-    <w:lsdException w:name="Grid Table 2 Accent 6" w:uiPriority="113"/>
-    <w:lsdException w:name="Grid Table 3 Accent 6" w:uiPriority="114"/>
-    <w:lsdException w:name="Grid Table 4 Accent 6" w:uiPriority="115"/>
-    <w:lsdException w:name="Grid Table 5 Dark Accent 6" w:uiPriority="128"/>
-    <w:lsdException w:name="Grid Table 6 Colorful Accent 6" w:uiPriority="129"/>
-    <w:lsdException w:name="Grid Table 7 Colorful Accent 6" w:uiPriority="130"/>
-    <w:lsdException w:name="List Table 1 Light" w:uiPriority="112"/>
-    <w:lsdException w:name="List Table 2" w:uiPriority="113"/>
-    <w:lsdException w:name="List Table 3" w:uiPriority="114"/>
-    <w:lsdException w:name="List Table 4" w:uiPriority="115"/>
-    <w:lsdException w:name="List Table 5 Dark" w:uiPriority="128"/>
-    <w:lsdException w:name="List Table 6 Colorful" w:uiPriority="129"/>
-    <w:lsdException w:name="List Table 7 Colorful" w:uiPriority="130"/>
-    <w:lsdException w:name="List Table 1 Light Accent 1" w:uiPriority="112"/>
-    <w:lsdException w:name="List Table 2 Accent 1" w:uiPriority="113"/>
-    <w:lsdException w:name="List Table 3 Accent 1" w:uiPriority="114"/>
-    <w:lsdException w:name="List Table 4 Accent 1" w:uiPriority="115"/>
-    <w:lsdException w:name="List Table 5 Dark Accent 1" w:uiPriority="128"/>
-    <w:lsdException w:name="List Table 6 Colorful Accent 1" w:uiPriority="129"/>
-    <w:lsdException w:name="List Table 7 Colorful Accent 1" w:uiPriority="130"/>
-    <w:lsdException w:name="List Table 1 Light Accent 2" w:uiPriority="112"/>
-    <w:lsdException w:name="List Table 2 Accent 2" w:uiPriority="113"/>
-    <w:lsdException w:name="List Table 3 Accent 2" w:uiPriority="114"/>
-    <w:lsdException w:name="List Table 4 Accent 2" w:uiPriority="115"/>
-    <w:lsdException w:name="List Table 5 Dark Accent 2" w:uiPriority="128"/>
-    <w:lsdException w:name="List Table 6 Colorful Accent 2" w:uiPriority="129"/>
-    <w:lsdException w:name="List Table 7 Colorful Accent 2" w:uiPriority="130"/>
-    <w:lsdException w:name="List Table 1 Light Accent 3" w:uiPriority="112"/>
-    <w:lsdException w:name="List Table 2 Accent 3" w:uiPriority="113"/>
-    <w:lsdException w:name="List Table 3 Accent 3" w:uiPriority="114"/>
-    <w:lsdException w:name="List Table 4 Accent 3" w:uiPriority="115"/>
-    <w:lsdException w:name="List Table 5 Dark Accent 3" w:uiPriority="128"/>
-    <w:lsdException w:name="List Table 6 Colorful Accent 3" w:uiPriority="129"/>
-    <w:lsdException w:name="List Table 7 Colorful Accent 3" w:uiPriority="130"/>
-    <w:lsdException w:name="List Table 1 Light Accent 4" w:uiPriority="112"/>
-    <w:lsdException w:name="List Table 2 Accent 4" w:uiPriority="113"/>
-    <w:lsdException w:name="List Table 3 Accent 4" w:uiPriority="114"/>
-    <w:lsdException w:name="List Table 4 Accent 4" w:uiPriority="115"/>
-    <w:lsdException w:name="List Table 5 Dark Accent 4" w:uiPriority="128"/>
-    <w:lsdException w:name="List Table 6 Colorful Accent 4" w:uiPriority="129"/>
-    <w:lsdException w:name="List Table 7 Colorful Accent 4" w:uiPriority="130"/>
-    <w:lsdException w:name="List Table 1 Light Accent 5" w:uiPriority="112"/>
-    <w:lsdException w:name="List Table 2 Accent 5" w:uiPriority="113"/>
-    <w:lsdException w:name="List Table 3 Accent 5" w:uiPriority="114"/>
-    <w:lsdException w:name="List Table 4 Accent 5" w:uiPriority="115"/>
-    <w:lsdException w:name="List Table 5 Dark Accent 5" w:uiPriority="128"/>
-    <w:lsdException w:name="List Table 6 Colorful Accent 5" w:uiPriority="129"/>
-    <w:lsdException w:name="List Table 7 Colorful Accent 5" w:uiPriority="130"/>
-    <w:lsdException w:name="List Table 1 Light Accent 6" w:uiPriority="112"/>
-    <w:lsdException w:name="List Table 2 Accent 6" w:uiPriority="113"/>
-    <w:lsdException w:name="List Table 3 Accent 6" w:uiPriority="114"/>
-    <w:lsdException w:name="List Table 4 Accent 6" w:uiPriority="115"/>
-    <w:lsdException w:name="List Table 5 Dark Accent 6" w:uiPriority="128"/>
-    <w:lsdException w:name="List Table 6 Colorful Accent 6" w:uiPriority="129"/>
-    <w:lsdException w:name="List Table 7 Colorful Accent 6" w:uiPriority="130"/>
-    <w:lsdException w:name="Mention" w:semiHidden="1" w:unhideWhenUsed="1"/>
-    <w:lsdException w:name="Smart Hyperlink" w:semiHidden="1" w:unhideWhenUsed="1"/>
-    <w:lsdException w:name="Hashtag" w:semiHidden="1" w:unhideWhenUsed="1"/>
-    <w:lsdException w:name="Unresolved Mention" w:semiHidden="1" w:unhideWhenUsed="1"/>
-    <w:lsdException w:name="Smart Link" w:semiHidden="1" w:unhideWhenUsed="1"/>
+    <w:lsdException w:name="Mention" w:semiHidden="1" w:uiPriority="99" w:unhideWhenUsed="1"/>
+    <w:lsdException w:name="Smart Hyperlink" w:semiHidden="1" w:uiPriority="99" w:unhideWhenUsed="1"/>
+    <w:lsdException w:name="Hashtag" w:semiHidden="1" w:uiPriority="99" w:unhideWhenUsed="1"/>
+    <w:lsdException w:name="Unresolved Mention" w:semiHidden="1" w:uiPriority="99" w:unhideWhenUsed="1"/>
+    <w:lsdException w:name="Smart Link" w:semiHidden="1" w:uiPriority="99" w:unhideWhenUsed="1"/>
   </w:latentStyles>
   <w:style w:type="paragraph" w:default="1" w:styleId="a">
     <w:name w:val="Normal"/>
     <w:qFormat/>
     <w:pPr>
-      <w:autoSpaceDE w:val="off"/>
-      <w:autoSpaceDN w:val="off"/>
-      <w:widowControl w:val="off"/>
-      <w:wordWrap w:val="off"/>
+      <w:widowControl w:val="0"/>
+      <w:wordWrap w:val="0"/>
+      <w:autoSpaceDE w:val="0"/>
+      <w:autoSpaceDN w:val="0"/>
     </w:pPr>
   </w:style>
   <w:style w:type="paragraph" w:styleId="1">
     <w:name w:val="heading 1"/>
-    <w:uiPriority w:val="9"/>
     <w:basedOn w:val="a"/>
     <w:next w:val="a"/>
     <w:link w:val="1Char"/>
+    <w:uiPriority w:val="9"/>
     <w:qFormat/>
     <w:pPr>
       <w:keepNext/>
       <w:keepLines/>
+      <w:spacing w:before="280" w:after="80"/>
       <w:outlineLvl w:val="0"/>
-      <w:spacing w:after="80" w:before="280"/>
     </w:pPr>
     <w:rPr>
       <w:rFonts w:asciiTheme="majorHAnsi" w:eastAsiaTheme="majorEastAsia" w:hAnsiTheme="majorHAnsi" w:cstheme="majorBidi"/>
@@ -1309,18 +1278,18 @@
   </w:style>
   <w:style w:type="paragraph" w:styleId="2">
     <w:name w:val="heading 2"/>
-    <w:uiPriority w:val="9"/>
     <w:basedOn w:val="a"/>
     <w:next w:val="a"/>
     <w:link w:val="2Char"/>
-    <w:qFormat/>
+    <w:uiPriority w:val="9"/>
     <w:semiHidden/>
     <w:unhideWhenUsed/>
+    <w:qFormat/>
     <w:pPr>
       <w:keepNext/>
       <w:keepLines/>
+      <w:spacing w:before="160" w:after="80"/>
       <w:outlineLvl w:val="1"/>
-      <w:spacing w:after="80" w:before="160"/>
     </w:pPr>
     <w:rPr>
       <w:rFonts w:asciiTheme="majorHAnsi" w:eastAsiaTheme="majorEastAsia" w:hAnsiTheme="majorHAnsi" w:cstheme="majorBidi"/>
@@ -1331,18 +1300,18 @@
   </w:style>
   <w:style w:type="paragraph" w:styleId="3">
     <w:name w:val="heading 3"/>
-    <w:uiPriority w:val="9"/>
     <w:basedOn w:val="a"/>
     <w:next w:val="a"/>
     <w:link w:val="3Char"/>
-    <w:qFormat/>
+    <w:uiPriority w:val="9"/>
     <w:semiHidden/>
     <w:unhideWhenUsed/>
+    <w:qFormat/>
     <w:pPr>
       <w:keepNext/>
       <w:keepLines/>
+      <w:spacing w:before="160" w:after="80"/>
       <w:outlineLvl w:val="2"/>
-      <w:spacing w:after="80" w:before="160"/>
     </w:pPr>
     <w:rPr>
       <w:rFonts w:asciiTheme="majorHAnsi" w:eastAsiaTheme="majorEastAsia" w:hAnsiTheme="majorHAnsi" w:cstheme="majorBidi"/>
@@ -1352,18 +1321,18 @@
   </w:style>
   <w:style w:type="paragraph" w:styleId="4">
     <w:name w:val="heading 4"/>
-    <w:uiPriority w:val="9"/>
     <w:basedOn w:val="a"/>
     <w:next w:val="a"/>
     <w:link w:val="4Char"/>
-    <w:qFormat/>
+    <w:uiPriority w:val="9"/>
     <w:semiHidden/>
     <w:unhideWhenUsed/>
+    <w:qFormat/>
     <w:pPr>
       <w:keepNext/>
       <w:keepLines/>
+      <w:spacing w:before="80" w:after="40"/>
       <w:outlineLvl w:val="3"/>
-      <w:spacing w:after="40" w:before="80"/>
     </w:pPr>
     <w:rPr>
       <w:rFonts w:asciiTheme="majorHAnsi" w:eastAsiaTheme="majorEastAsia" w:hAnsiTheme="majorHAnsi" w:cstheme="majorBidi"/>
@@ -1372,19 +1341,19 @@
   </w:style>
   <w:style w:type="paragraph" w:styleId="5">
     <w:name w:val="heading 5"/>
-    <w:uiPriority w:val="9"/>
     <w:basedOn w:val="a"/>
     <w:next w:val="a"/>
     <w:link w:val="5Char"/>
-    <w:qFormat/>
+    <w:uiPriority w:val="9"/>
     <w:semiHidden/>
     <w:unhideWhenUsed/>
+    <w:qFormat/>
     <w:pPr>
-      <w:ind w:leftChars="100" w:left="100"/>
       <w:keepNext/>
       <w:keepLines/>
+      <w:spacing w:before="80" w:after="40"/>
+      <w:ind w:leftChars="100" w:left="100"/>
       <w:outlineLvl w:val="4"/>
-      <w:spacing w:after="40" w:before="80"/>
     </w:pPr>
     <w:rPr>
       <w:rFonts w:asciiTheme="majorHAnsi" w:eastAsiaTheme="majorEastAsia" w:hAnsiTheme="majorHAnsi" w:cstheme="majorBidi"/>
@@ -1393,19 +1362,19 @@
   </w:style>
   <w:style w:type="paragraph" w:styleId="6">
     <w:name w:val="heading 6"/>
-    <w:uiPriority w:val="9"/>
     <w:basedOn w:val="a"/>
     <w:next w:val="a"/>
     <w:link w:val="6Char"/>
-    <w:qFormat/>
+    <w:uiPriority w:val="9"/>
     <w:semiHidden/>
     <w:unhideWhenUsed/>
+    <w:qFormat/>
     <w:pPr>
-      <w:ind w:leftChars="200" w:left="200"/>
       <w:keepNext/>
       <w:keepLines/>
+      <w:spacing w:before="80" w:after="40"/>
+      <w:ind w:leftChars="200" w:left="200"/>
       <w:outlineLvl w:val="5"/>
-      <w:spacing w:after="40" w:before="80"/>
     </w:pPr>
     <w:rPr>
       <w:rFonts w:asciiTheme="majorHAnsi" w:eastAsiaTheme="majorEastAsia" w:hAnsiTheme="majorHAnsi" w:cstheme="majorBidi"/>
@@ -1414,19 +1383,19 @@
   </w:style>
   <w:style w:type="paragraph" w:styleId="7">
     <w:name w:val="heading 7"/>
-    <w:uiPriority w:val="9"/>
     <w:basedOn w:val="a"/>
     <w:next w:val="a"/>
     <w:link w:val="7Char"/>
-    <w:qFormat/>
+    <w:uiPriority w:val="9"/>
     <w:semiHidden/>
     <w:unhideWhenUsed/>
+    <w:qFormat/>
     <w:pPr>
-      <w:ind w:leftChars="300" w:left="300"/>
       <w:keepNext/>
       <w:keepLines/>
+      <w:spacing w:before="80" w:after="40"/>
+      <w:ind w:leftChars="300" w:left="300"/>
       <w:outlineLvl w:val="6"/>
-      <w:spacing w:after="40" w:before="80"/>
     </w:pPr>
     <w:rPr>
       <w:rFonts w:asciiTheme="majorHAnsi" w:eastAsiaTheme="majorEastAsia" w:hAnsiTheme="majorHAnsi" w:cstheme="majorBidi"/>
@@ -1435,19 +1404,19 @@
   </w:style>
   <w:style w:type="paragraph" w:styleId="8">
     <w:name w:val="heading 8"/>
-    <w:uiPriority w:val="9"/>
     <w:basedOn w:val="a"/>
     <w:next w:val="a"/>
     <w:link w:val="8Char"/>
-    <w:qFormat/>
+    <w:uiPriority w:val="9"/>
     <w:semiHidden/>
     <w:unhideWhenUsed/>
+    <w:qFormat/>
     <w:pPr>
-      <w:ind w:leftChars="400" w:left="400"/>
       <w:keepNext/>
       <w:keepLines/>
+      <w:spacing w:before="80" w:after="40"/>
+      <w:ind w:leftChars="400" w:left="400"/>
       <w:outlineLvl w:val="7"/>
-      <w:spacing w:after="40" w:before="80"/>
     </w:pPr>
     <w:rPr>
       <w:rFonts w:asciiTheme="majorHAnsi" w:eastAsiaTheme="majorEastAsia" w:hAnsiTheme="majorHAnsi" w:cstheme="majorBidi"/>
@@ -1456,19 +1425,19 @@
   </w:style>
   <w:style w:type="paragraph" w:styleId="9">
     <w:name w:val="heading 9"/>
-    <w:uiPriority w:val="9"/>
     <w:basedOn w:val="a"/>
     <w:next w:val="a"/>
     <w:link w:val="9Char"/>
-    <w:qFormat/>
+    <w:uiPriority w:val="9"/>
     <w:semiHidden/>
     <w:unhideWhenUsed/>
+    <w:qFormat/>
     <w:pPr>
-      <w:ind w:leftChars="500" w:left="500"/>
       <w:keepNext/>
       <w:keepLines/>
+      <w:spacing w:before="80" w:after="40"/>
+      <w:ind w:leftChars="500" w:left="500"/>
       <w:outlineLvl w:val="8"/>
-      <w:spacing w:after="40" w:before="80"/>
     </w:pPr>
     <w:rPr>
       <w:rFonts w:asciiTheme="majorHAnsi" w:eastAsiaTheme="majorEastAsia" w:hAnsiTheme="majorHAnsi" w:cstheme="majorBidi"/>
@@ -1504,9 +1473,9 @@
   </w:style>
   <w:style w:type="character" w:customStyle="1" w:styleId="1Char">
     <w:name w:val="제목 1 Char"/>
-    <w:uiPriority w:val="9"/>
     <w:basedOn w:val="a0"/>
     <w:link w:val="1"/>
+    <w:uiPriority w:val="9"/>
     <w:rPr>
       <w:rFonts w:asciiTheme="majorHAnsi" w:eastAsiaTheme="majorEastAsia" w:hAnsiTheme="majorHAnsi" w:cstheme="majorBidi"/>
       <w:color w:val="000000"/>
@@ -1516,9 +1485,9 @@
   </w:style>
   <w:style w:type="character" w:customStyle="1" w:styleId="2Char">
     <w:name w:val="제목 2 Char"/>
-    <w:uiPriority w:val="9"/>
     <w:basedOn w:val="a0"/>
     <w:link w:val="2"/>
+    <w:uiPriority w:val="9"/>
     <w:semiHidden/>
     <w:rPr>
       <w:rFonts w:asciiTheme="majorHAnsi" w:eastAsiaTheme="majorEastAsia" w:hAnsiTheme="majorHAnsi" w:cstheme="majorBidi"/>
@@ -1529,9 +1498,9 @@
   </w:style>
   <w:style w:type="character" w:customStyle="1" w:styleId="3Char">
     <w:name w:val="제목 3 Char"/>
-    <w:uiPriority w:val="9"/>
     <w:basedOn w:val="a0"/>
     <w:link w:val="3"/>
+    <w:uiPriority w:val="9"/>
     <w:semiHidden/>
     <w:rPr>
       <w:rFonts w:asciiTheme="majorHAnsi" w:eastAsiaTheme="majorEastAsia" w:hAnsiTheme="majorHAnsi" w:cstheme="majorBidi"/>
@@ -1541,9 +1510,9 @@
   </w:style>
   <w:style w:type="character" w:customStyle="1" w:styleId="4Char">
     <w:name w:val="제목 4 Char"/>
-    <w:uiPriority w:val="9"/>
     <w:basedOn w:val="a0"/>
     <w:link w:val="4"/>
+    <w:uiPriority w:val="9"/>
     <w:semiHidden/>
     <w:rPr>
       <w:rFonts w:asciiTheme="majorHAnsi" w:eastAsiaTheme="majorEastAsia" w:hAnsiTheme="majorHAnsi" w:cstheme="majorBidi"/>
@@ -1552,9 +1521,9 @@
   </w:style>
   <w:style w:type="character" w:customStyle="1" w:styleId="5Char">
     <w:name w:val="제목 5 Char"/>
-    <w:uiPriority w:val="9"/>
     <w:basedOn w:val="a0"/>
     <w:link w:val="5"/>
+    <w:uiPriority w:val="9"/>
     <w:semiHidden/>
     <w:rPr>
       <w:rFonts w:asciiTheme="majorHAnsi" w:eastAsiaTheme="majorEastAsia" w:hAnsiTheme="majorHAnsi" w:cstheme="majorBidi"/>
@@ -1563,9 +1532,9 @@
   </w:style>
   <w:style w:type="character" w:customStyle="1" w:styleId="6Char">
     <w:name w:val="제목 6 Char"/>
-    <w:uiPriority w:val="9"/>
     <w:basedOn w:val="a0"/>
     <w:link w:val="6"/>
+    <w:uiPriority w:val="9"/>
     <w:semiHidden/>
     <w:rPr>
       <w:rFonts w:asciiTheme="majorHAnsi" w:eastAsiaTheme="majorEastAsia" w:hAnsiTheme="majorHAnsi" w:cstheme="majorBidi"/>
@@ -1574,9 +1543,9 @@
   </w:style>
   <w:style w:type="character" w:customStyle="1" w:styleId="7Char">
     <w:name w:val="제목 7 Char"/>
-    <w:uiPriority w:val="9"/>
     <w:basedOn w:val="a0"/>
     <w:link w:val="7"/>
+    <w:uiPriority w:val="9"/>
     <w:semiHidden/>
     <w:rPr>
       <w:rFonts w:asciiTheme="majorHAnsi" w:eastAsiaTheme="majorEastAsia" w:hAnsiTheme="majorHAnsi" w:cstheme="majorBidi"/>
@@ -1585,9 +1554,9 @@
   </w:style>
   <w:style w:type="character" w:customStyle="1" w:styleId="8Char">
     <w:name w:val="제목 8 Char"/>
-    <w:uiPriority w:val="9"/>
     <w:basedOn w:val="a0"/>
     <w:link w:val="8"/>
+    <w:uiPriority w:val="9"/>
     <w:semiHidden/>
     <w:rPr>
       <w:rFonts w:asciiTheme="majorHAnsi" w:eastAsiaTheme="majorEastAsia" w:hAnsiTheme="majorHAnsi" w:cstheme="majorBidi"/>
@@ -1596,9 +1565,9 @@
   </w:style>
   <w:style w:type="character" w:customStyle="1" w:styleId="9Char">
     <w:name w:val="제목 9 Char"/>
-    <w:uiPriority w:val="9"/>
     <w:basedOn w:val="a0"/>
     <w:link w:val="9"/>
+    <w:uiPriority w:val="9"/>
     <w:semiHidden/>
     <w:rPr>
       <w:rFonts w:asciiTheme="majorHAnsi" w:eastAsiaTheme="majorEastAsia" w:hAnsiTheme="majorHAnsi" w:cstheme="majorBidi"/>
@@ -1607,81 +1576,81 @@
   </w:style>
   <w:style w:type="paragraph" w:styleId="a3">
     <w:name w:val="Title"/>
-    <w:uiPriority w:val="10"/>
     <w:basedOn w:val="a"/>
     <w:next w:val="a"/>
     <w:link w:val="Char"/>
+    <w:uiPriority w:val="10"/>
     <w:qFormat/>
     <w:pPr>
+      <w:spacing w:after="80"/>
       <w:contextualSpacing/>
       <w:jc w:val="center"/>
-      <w:spacing w:after="80"/>
     </w:pPr>
     <w:rPr>
       <w:rFonts w:asciiTheme="majorHAnsi" w:eastAsiaTheme="majorEastAsia" w:hAnsiTheme="majorHAnsi" w:cstheme="majorBidi"/>
+      <w:spacing w:val="-10"/>
+      <w:kern w:val="28"/>
       <w:sz w:val="56"/>
       <w:szCs w:val="56"/>
-      <w:kern w:val="28"/>
-      <w:spacing w:val="-10"/>
     </w:rPr>
   </w:style>
   <w:style w:type="character" w:customStyle="1" w:styleId="Char">
     <w:name w:val="제목 Char"/>
-    <w:uiPriority w:val="10"/>
     <w:basedOn w:val="a0"/>
     <w:link w:val="a3"/>
-    <w:rPr>
-      <w:rFonts w:asciiTheme="majorHAnsi" w:eastAsiaTheme="majorEastAsia" w:hAnsiTheme="majorHAnsi" w:cstheme="majorBidi"/>
+    <w:uiPriority w:val="10"/>
+    <w:rPr>
+      <w:rFonts w:asciiTheme="majorHAnsi" w:eastAsiaTheme="majorEastAsia" w:hAnsiTheme="majorHAnsi" w:cstheme="majorBidi"/>
+      <w:spacing w:val="-10"/>
+      <w:kern w:val="28"/>
       <w:sz w:val="56"/>
       <w:szCs w:val="56"/>
-      <w:kern w:val="28"/>
-      <w:spacing w:val="-10"/>
     </w:rPr>
   </w:style>
   <w:style w:type="paragraph" w:styleId="a4">
     <w:name w:val="Subtitle"/>
-    <w:uiPriority w:val="11"/>
     <w:basedOn w:val="a"/>
     <w:next w:val="a"/>
     <w:link w:val="Char0"/>
+    <w:uiPriority w:val="11"/>
     <w:qFormat/>
     <w:pPr>
-      <w:jc w:val="center"/>
       <w:numPr>
         <w:ilvl w:val="1"/>
       </w:numPr>
+      <w:jc w:val="center"/>
     </w:pPr>
     <w:rPr>
       <w:rFonts w:asciiTheme="majorHAnsi" w:eastAsiaTheme="majorEastAsia" w:hAnsiTheme="majorHAnsi" w:cstheme="majorBidi"/>
       <w:color w:val="595959"/>
+      <w:spacing w:val="15"/>
       <w:sz w:val="28"/>
       <w:szCs w:val="28"/>
-      <w:spacing w:val="15"/>
     </w:rPr>
   </w:style>
   <w:style w:type="character" w:customStyle="1" w:styleId="Char0">
     <w:name w:val="부제 Char"/>
-    <w:uiPriority w:val="11"/>
     <w:basedOn w:val="a0"/>
     <w:link w:val="a4"/>
+    <w:uiPriority w:val="11"/>
     <w:rPr>
       <w:rFonts w:asciiTheme="majorHAnsi" w:eastAsiaTheme="majorEastAsia" w:hAnsiTheme="majorHAnsi" w:cstheme="majorBidi"/>
       <w:color w:val="595959"/>
+      <w:spacing w:val="15"/>
       <w:sz w:val="28"/>
       <w:szCs w:val="28"/>
-      <w:spacing w:val="15"/>
     </w:rPr>
   </w:style>
   <w:style w:type="paragraph" w:styleId="a5">
     <w:name w:val="Quote"/>
-    <w:uiPriority w:val="29"/>
     <w:basedOn w:val="a"/>
     <w:next w:val="a"/>
     <w:link w:val="Char1"/>
+    <w:uiPriority w:val="29"/>
     <w:qFormat/>
     <w:pPr>
+      <w:spacing w:before="160"/>
       <w:jc w:val="center"/>
-      <w:spacing w:before="160"/>
     </w:pPr>
     <w:rPr>
       <w:i/>
@@ -1691,9 +1660,9 @@
   </w:style>
   <w:style w:type="character" w:customStyle="1" w:styleId="Char1">
     <w:name w:val="인용 Char"/>
-    <w:uiPriority w:val="29"/>
     <w:basedOn w:val="a0"/>
     <w:link w:val="a5"/>
+    <w:uiPriority w:val="29"/>
     <w:rPr>
       <w:i/>
       <w:iCs/>
@@ -1702,8 +1671,8 @@
   </w:style>
   <w:style w:type="paragraph" w:styleId="a6">
     <w:name w:val="List Paragraph"/>
+    <w:basedOn w:val="a"/>
     <w:uiPriority w:val="34"/>
-    <w:basedOn w:val="a"/>
     <w:qFormat/>
     <w:pPr>
       <w:ind w:left="720"/>
@@ -1712,8 +1681,8 @@
   </w:style>
   <w:style w:type="character" w:styleId="a7">
     <w:name w:val="Intense Emphasis"/>
+    <w:basedOn w:val="a0"/>
     <w:uiPriority w:val="21"/>
-    <w:basedOn w:val="a0"/>
     <w:qFormat/>
     <w:rPr>
       <w:i/>
@@ -1723,19 +1692,19 @@
   </w:style>
   <w:style w:type="paragraph" w:styleId="a8">
     <w:name w:val="Intense Quote"/>
-    <w:uiPriority w:val="30"/>
     <w:basedOn w:val="a"/>
     <w:next w:val="a"/>
     <w:link w:val="Char2"/>
+    <w:uiPriority w:val="30"/>
     <w:qFormat/>
     <w:pPr>
+      <w:pBdr>
+        <w:top w:val="single" w:sz="4" w:space="10" w:color="0F4761" w:themeColor="accent1" w:themeShade="BF"/>
+        <w:bottom w:val="single" w:sz="4" w:space="10" w:color="0F4761" w:themeColor="accent1" w:themeShade="BF"/>
+      </w:pBdr>
+      <w:spacing w:before="360" w:after="360"/>
       <w:ind w:left="864" w:right="864"/>
       <w:jc w:val="center"/>
-      <w:pBdr>
-        <w:top w:val="single" w:sz="4" w:space="10" w:color="104861" w:themeColor="accent1" w:themeShade="bf"/>
-        <w:bottom w:val="single" w:sz="4" w:space="10" w:color="104861" w:themeColor="accent1" w:themeShade="bf"/>
-      </w:pBdr>
-      <w:spacing w:after="360" w:before="360"/>
     </w:pPr>
     <w:rPr>
       <w:i/>
@@ -1745,9 +1714,9 @@
   </w:style>
   <w:style w:type="character" w:customStyle="1" w:styleId="Char2">
     <w:name w:val="강한 인용 Char"/>
-    <w:uiPriority w:val="30"/>
     <w:basedOn w:val="a0"/>
     <w:link w:val="a8"/>
+    <w:uiPriority w:val="30"/>
     <w:rPr>
       <w:i/>
       <w:iCs/>
@@ -1756,8 +1725,8 @@
   </w:style>
   <w:style w:type="character" w:styleId="a9">
     <w:name w:val="Intense Reference"/>
+    <w:basedOn w:val="a0"/>
     <w:uiPriority w:val="32"/>
-    <w:basedOn w:val="a0"/>
     <w:qFormat/>
     <w:rPr>
       <w:b/>
@@ -1769,8 +1738,8 @@
   </w:style>
   <w:style w:type="table" w:styleId="aa">
     <w:name w:val="Table Grid"/>
+    <w:basedOn w:val="a1"/>
     <w:uiPriority w:val="39"/>
-    <w:basedOn w:val="a1"/>
     <w:pPr>
       <w:spacing w:after="0"/>
     </w:pPr>
@@ -1787,43 +1756,43 @@
   </w:style>
   <w:style w:type="paragraph" w:styleId="ab">
     <w:name w:val="header"/>
-    <w:uiPriority w:val="99"/>
     <w:basedOn w:val="a"/>
     <w:link w:val="Char3"/>
+    <w:uiPriority w:val="99"/>
     <w:unhideWhenUsed/>
     <w:pPr>
-      <w:snapToGrid w:val="0"/>
       <w:tabs>
         <w:tab w:val="center" w:pos="4513"/>
         <w:tab w:val="right" w:pos="9026"/>
       </w:tabs>
+      <w:snapToGrid w:val="0"/>
     </w:pPr>
   </w:style>
   <w:style w:type="character" w:customStyle="1" w:styleId="Char3">
     <w:name w:val="머리글 Char"/>
-    <w:uiPriority w:val="99"/>
     <w:basedOn w:val="a0"/>
     <w:link w:val="ab"/>
+    <w:uiPriority w:val="99"/>
   </w:style>
   <w:style w:type="paragraph" w:styleId="ac">
     <w:name w:val="footer"/>
-    <w:uiPriority w:val="99"/>
     <w:basedOn w:val="a"/>
     <w:link w:val="Char4"/>
+    <w:uiPriority w:val="99"/>
     <w:unhideWhenUsed/>
     <w:pPr>
-      <w:snapToGrid w:val="0"/>
       <w:tabs>
         <w:tab w:val="center" w:pos="4513"/>
         <w:tab w:val="right" w:pos="9026"/>
       </w:tabs>
+      <w:snapToGrid w:val="0"/>
     </w:pPr>
   </w:style>
   <w:style w:type="character" w:customStyle="1" w:styleId="Char4">
     <w:name w:val="바닥글 Char"/>
-    <w:uiPriority w:val="99"/>
     <w:basedOn w:val="a0"/>
     <w:link w:val="ac"/>
+    <w:uiPriority w:val="99"/>
   </w:style>
 </w:styles>
 </file>

--- a/작업일지/26주차.docx
+++ b/작업일지/26주차.docx
@@ -1,6 +1,6 @@
 
 <file path=word/document.xml><?xml version="1.0" encoding="utf-8"?>
-<w:document xmlns:wpc="http://schemas.microsoft.com/office/word/2010/wordprocessingCanvas" xmlns:cx="http://schemas.microsoft.com/office/drawing/2014/chartex" xmlns:cx1="http://schemas.microsoft.com/office/drawing/2015/9/8/chartex" xmlns:cx2="http://schemas.microsoft.com/office/drawing/2015/10/21/chartex" xmlns:cx3="http://schemas.microsoft.com/office/drawing/2016/5/9/chartex" xmlns:cx4="http://schemas.microsoft.com/office/drawing/2016/5/10/chartex" xmlns:cx5="http://schemas.microsoft.com/office/drawing/2016/5/11/chartex" xmlns:cx6="http://schemas.microsoft.com/office/drawing/2016/5/12/chartex" xmlns:cx7="http://schemas.microsoft.com/office/drawing/2016/5/13/chartex" xmlns:cx8="http://schemas.microsoft.com/office/drawing/2016/5/14/chartex" xmlns:mc="http://schemas.openxmlformats.org/markup-compatibility/2006" xmlns:aink="http://schemas.microsoft.com/office/drawing/2016/ink" xmlns:am3d="http://schemas.microsoft.com/office/drawing/2017/model3d" xmlns:o="urn:schemas-microsoft-com:office:office" xmlns:oel="http://schemas.microsoft.com/office/2019/extlst" xmlns:r="http://schemas.openxmlformats.org/officeDocument/2006/relationships" xmlns:m="http://schemas.openxmlformats.org/officeDocument/2006/math" xmlns:v="urn:schemas-microsoft-com:vml" xmlns:wp14="http://schemas.microsoft.com/office/word/2010/wordprocessingDrawing" xmlns:wp="http://schemas.openxmlformats.org/drawingml/2006/wordprocessingDrawing" xmlns:w10="urn:schemas-microsoft-com:office:word" xmlns:w="http://schemas.openxmlformats.org/wordprocessingml/2006/main" xmlns:w14="http://schemas.microsoft.com/office/word/2010/wordml" xmlns:w15="http://schemas.microsoft.com/office/word/2012/wordml" xmlns:w16cex="http://schemas.microsoft.com/office/word/2018/wordml/cex" xmlns:w16cid="http://schemas.microsoft.com/office/word/2016/wordml/cid" xmlns:w16="http://schemas.microsoft.com/office/word/2018/wordml" xmlns:w16du="http://schemas.microsoft.com/office/word/2023/wordml/word16du" xmlns:w16sdtdh="http://schemas.microsoft.com/office/word/2020/wordml/sdtdatahash" xmlns:w16sdtfl="http://schemas.microsoft.com/office/word/2024/wordml/sdtformatlock" xmlns:w16se="http://schemas.microsoft.com/office/word/2015/wordml/symex" xmlns:wpg="http://schemas.microsoft.com/office/word/2010/wordprocessingGroup" xmlns:wpi="http://schemas.microsoft.com/office/word/2010/wordprocessingInk" xmlns:wne="http://schemas.microsoft.com/office/word/2006/wordml" xmlns:wps="http://schemas.microsoft.com/office/word/2010/wordprocessingShape" mc:Ignorable="w14 w15 w16se w16cid w16 w16cex w16sdtdh w16sdtfl w16du wp14">
+<w:document xmlns:wpc="http://schemas.microsoft.com/office/word/2010/wordprocessingCanvas" xmlns:cx="http://schemas.microsoft.com/office/drawing/2014/chartex" xmlns:cx1="http://schemas.microsoft.com/office/drawing/2015/9/8/chartex" xmlns:cx2="http://schemas.microsoft.com/office/drawing/2015/10/21/chartex" xmlns:cx3="http://schemas.microsoft.com/office/drawing/2016/5/9/chartex" xmlns:cx4="http://schemas.microsoft.com/office/drawing/2016/5/10/chartex" xmlns:cx5="http://schemas.microsoft.com/office/drawing/2016/5/11/chartex" xmlns:cx6="http://schemas.microsoft.com/office/drawing/2016/5/12/chartex" xmlns:cx7="http://schemas.microsoft.com/office/drawing/2016/5/13/chartex" xmlns:cx8="http://schemas.microsoft.com/office/drawing/2016/5/14/chartex" xmlns:mc="http://schemas.openxmlformats.org/markup-compatibility/2006" xmlns:aink="http://schemas.microsoft.com/office/drawing/2016/ink" xmlns:am3d="http://schemas.microsoft.com/office/drawing/2017/model3d" xmlns:o="urn:schemas-microsoft-com:office:office" xmlns:oel="http://schemas.microsoft.com/office/2019/extlst" xmlns:r="http://schemas.openxmlformats.org/officeDocument/2006/relationships" xmlns:m="http://schemas.openxmlformats.org/officeDocument/2006/math" xmlns:v="urn:schemas-microsoft-com:vml" xmlns:wp14="http://schemas.microsoft.com/office/word/2010/wordprocessingDrawing" xmlns:wp="http://schemas.openxmlformats.org/drawingml/2006/wordprocessingDrawing" xmlns:w10="urn:schemas-microsoft-com:office:word" xmlns:w="http://schemas.openxmlformats.org/wordprocessingml/2006/main" xmlns:w14="http://schemas.microsoft.com/office/word/2010/wordml" xmlns:w15="http://schemas.microsoft.com/office/word/2012/wordml" xmlns:w16cex="http://schemas.microsoft.com/office/word/2018/wordml/cex" xmlns:w16cid="http://schemas.microsoft.com/office/word/2016/wordml/cid" xmlns:w16="http://schemas.microsoft.com/office/word/2018/wordml" xmlns:w16du="http://schemas.microsoft.com/office/word/2023/wordml/word16du" xmlns:w16sdtdh="http://schemas.microsoft.com/office/word/2020/wordml/sdtdatahash" xmlns:w16se="http://schemas.microsoft.com/office/word/2015/wordml/symex" xmlns:wpg="http://schemas.microsoft.com/office/word/2010/wordprocessingGroup" xmlns:wpi="http://schemas.microsoft.com/office/word/2010/wordprocessingInk" xmlns:wne="http://schemas.microsoft.com/office/word/2006/wordml" xmlns:wps="http://schemas.microsoft.com/office/word/2010/wordprocessingShape" mc:Ignorable="w14 w15 w16se w16cid w16 w16cex w16sdtdh w16du wp14">
   <w:body>
     <w:p>
       <w:pPr>
@@ -468,11 +468,6 @@
             <w:tcW w:w="9214" w:type="dxa"/>
           </w:tcPr>
           <w:p>
-            <w:pPr>
-              <w:rPr>
-                <w:rFonts w:hint="eastAsia"/>
-              </w:rPr>
-            </w:pPr>
             <w:r>
               <w:rPr>
                 <w:rFonts w:hint="eastAsia"/>
@@ -567,11 +562,6 @@
             </w:r>
           </w:p>
           <w:p>
-            <w:pPr>
-              <w:rPr>
-                <w:rFonts w:hint="eastAsia"/>
-              </w:rPr>
-            </w:pPr>
             <w:r>
               <w:rPr>
                 <w:rFonts w:hint="eastAsia"/>
@@ -732,9 +722,6 @@
           <w:p>
             <w:pPr>
               <w:jc w:val="center"/>
-              <w:rPr>
-                <w:rFonts w:hint="eastAsia"/>
-              </w:rPr>
             </w:pPr>
             <w:r>
               <w:rPr>
@@ -925,7 +912,55 @@
           </w:p>
           <w:p>
             <w:r>
-              <w:t xml:space="preserve">- 몬스터를 추가하고 이동하는 코드를 작성했는데, 아직 이동 보정은 못했다. </w:t>
+              <w:t>- 몬스터를 추가하고 이동하는 코드를 작성했</w:t>
+            </w:r>
+            <w:r>
+              <w:rPr>
+                <w:rFonts w:hint="eastAsia"/>
+              </w:rPr>
+              <w:t>고 몬스터 이동이 잘 되는지 확인했다.</w:t>
+            </w:r>
+          </w:p>
+          <w:p>
+            <w:r>
+              <w:drawing>
+                <wp:inline distT="0" distB="0" distL="0" distR="0" wp14:anchorId="0C1DE20D" wp14:editId="25FB538F">
+                  <wp:extent cx="1637731" cy="1372575"/>
+                  <wp:effectExtent l="0" t="0" r="635" b="0"/>
+                  <wp:docPr id="732847716" name="그림 1"/>
+                  <wp:cNvGraphicFramePr>
+                    <a:graphicFrameLocks xmlns:a="http://schemas.openxmlformats.org/drawingml/2006/main" noChangeAspect="1"/>
+                  </wp:cNvGraphicFramePr>
+                  <a:graphic xmlns:a="http://schemas.openxmlformats.org/drawingml/2006/main">
+                    <a:graphicData uri="http://schemas.openxmlformats.org/drawingml/2006/picture">
+                      <pic:pic xmlns:pic="http://schemas.openxmlformats.org/drawingml/2006/picture">
+                        <pic:nvPicPr>
+                          <pic:cNvPr id="732847716" name=""/>
+                          <pic:cNvPicPr/>
+                        </pic:nvPicPr>
+                        <pic:blipFill>
+                          <a:blip r:embed="rId6"/>
+                          <a:stretch>
+                            <a:fillRect/>
+                          </a:stretch>
+                        </pic:blipFill>
+                        <pic:spPr>
+                          <a:xfrm>
+                            <a:off x="0" y="0"/>
+                            <a:ext cx="1661123" cy="1392180"/>
+                          </a:xfrm>
+                          <a:prstGeom prst="rect">
+                            <a:avLst/>
+                          </a:prstGeom>
+                        </pic:spPr>
+                      </pic:pic>
+                    </a:graphicData>
+                  </a:graphic>
+                </wp:inline>
+              </w:drawing>
+            </w:r>
+            <w:r>
+              <w:t xml:space="preserve"> </w:t>
             </w:r>
           </w:p>
           <w:p>
@@ -955,7 +990,7 @@
 </file>
 
 <file path=word/styles.xml><?xml version="1.0" encoding="utf-8"?>
-<w:styles xmlns:mc="http://schemas.openxmlformats.org/markup-compatibility/2006" xmlns:r="http://schemas.openxmlformats.org/officeDocument/2006/relationships" xmlns:w="http://schemas.openxmlformats.org/wordprocessingml/2006/main" xmlns:w14="http://schemas.microsoft.com/office/word/2010/wordml" xmlns:w15="http://schemas.microsoft.com/office/word/2012/wordml" xmlns:w16cex="http://schemas.microsoft.com/office/word/2018/wordml/cex" xmlns:w16cid="http://schemas.microsoft.com/office/word/2016/wordml/cid" xmlns:w16="http://schemas.microsoft.com/office/word/2018/wordml" xmlns:w16du="http://schemas.microsoft.com/office/word/2023/wordml/word16du" xmlns:w16sdtdh="http://schemas.microsoft.com/office/word/2020/wordml/sdtdatahash" xmlns:w16sdtfl="http://schemas.microsoft.com/office/word/2024/wordml/sdtformatlock" xmlns:w16se="http://schemas.microsoft.com/office/word/2015/wordml/symex" mc:Ignorable="w14 w15 w16se w16cid w16 w16cex w16sdtdh w16sdtfl w16du">
+<w:styles xmlns:mc="http://schemas.openxmlformats.org/markup-compatibility/2006" xmlns:r="http://schemas.openxmlformats.org/officeDocument/2006/relationships" xmlns:w="http://schemas.openxmlformats.org/wordprocessingml/2006/main" xmlns:w14="http://schemas.microsoft.com/office/word/2010/wordml" xmlns:w15="http://schemas.microsoft.com/office/word/2012/wordml" xmlns:w16cex="http://schemas.microsoft.com/office/word/2018/wordml/cex" xmlns:w16cid="http://schemas.microsoft.com/office/word/2016/wordml/cid" xmlns:w16="http://schemas.microsoft.com/office/word/2018/wordml" xmlns:w16du="http://schemas.microsoft.com/office/word/2023/wordml/word16du" xmlns:w16sdtdh="http://schemas.microsoft.com/office/word/2020/wordml/sdtdatahash" xmlns:w16se="http://schemas.microsoft.com/office/word/2015/wordml/symex" mc:Ignorable="w14 w15 w16se w16cid w16 w16cex w16sdtdh w16du">
   <w:docDefaults>
     <w:rPrDefault>
       <w:rPr>

--- a/작업일지/26주차.docx
+++ b/작업일지/26주차.docx
@@ -1,6 +1,6 @@
 
 <file path=word/document.xml><?xml version="1.0" encoding="utf-8"?>
-<w:document xmlns:wpc="http://schemas.microsoft.com/office/word/2010/wordprocessingCanvas" xmlns:cx="http://schemas.microsoft.com/office/drawing/2014/chartex" xmlns:cx1="http://schemas.microsoft.com/office/drawing/2015/9/8/chartex" xmlns:cx2="http://schemas.microsoft.com/office/drawing/2015/10/21/chartex" xmlns:cx3="http://schemas.microsoft.com/office/drawing/2016/5/9/chartex" xmlns:cx4="http://schemas.microsoft.com/office/drawing/2016/5/10/chartex" xmlns:cx5="http://schemas.microsoft.com/office/drawing/2016/5/11/chartex" xmlns:cx6="http://schemas.microsoft.com/office/drawing/2016/5/12/chartex" xmlns:cx7="http://schemas.microsoft.com/office/drawing/2016/5/13/chartex" xmlns:cx8="http://schemas.microsoft.com/office/drawing/2016/5/14/chartex" xmlns:mc="http://schemas.openxmlformats.org/markup-compatibility/2006" xmlns:aink="http://schemas.microsoft.com/office/drawing/2016/ink" xmlns:am3d="http://schemas.microsoft.com/office/drawing/2017/model3d" xmlns:o="urn:schemas-microsoft-com:office:office" xmlns:oel="http://schemas.microsoft.com/office/2019/extlst" xmlns:r="http://schemas.openxmlformats.org/officeDocument/2006/relationships" xmlns:m="http://schemas.openxmlformats.org/officeDocument/2006/math" xmlns:v="urn:schemas-microsoft-com:vml" xmlns:wp14="http://schemas.microsoft.com/office/word/2010/wordprocessingDrawing" xmlns:wp="http://schemas.openxmlformats.org/drawingml/2006/wordprocessingDrawing" xmlns:w10="urn:schemas-microsoft-com:office:word" xmlns:w="http://schemas.openxmlformats.org/wordprocessingml/2006/main" xmlns:w14="http://schemas.microsoft.com/office/word/2010/wordml" xmlns:w15="http://schemas.microsoft.com/office/word/2012/wordml" xmlns:w16cex="http://schemas.microsoft.com/office/word/2018/wordml/cex" xmlns:w16cid="http://schemas.microsoft.com/office/word/2016/wordml/cid" xmlns:w16="http://schemas.microsoft.com/office/word/2018/wordml" xmlns:w16du="http://schemas.microsoft.com/office/word/2023/wordml/word16du" xmlns:w16sdtdh="http://schemas.microsoft.com/office/word/2020/wordml/sdtdatahash" xmlns:w16se="http://schemas.microsoft.com/office/word/2015/wordml/symex" xmlns:wpg="http://schemas.microsoft.com/office/word/2010/wordprocessingGroup" xmlns:wpi="http://schemas.microsoft.com/office/word/2010/wordprocessingInk" xmlns:wne="http://schemas.microsoft.com/office/word/2006/wordml" xmlns:wps="http://schemas.microsoft.com/office/word/2010/wordprocessingShape" mc:Ignorable="w14 w15 w16se w16cid w16 w16cex w16sdtdh w16du wp14">
+<w:document xmlns:wpc="http://schemas.microsoft.com/office/word/2010/wordprocessingCanvas" xmlns:cx="http://schemas.microsoft.com/office/drawing/2014/chartex" xmlns:cx1="http://schemas.microsoft.com/office/drawing/2015/9/8/chartex" xmlns:cx2="http://schemas.microsoft.com/office/drawing/2015/10/21/chartex" xmlns:cx3="http://schemas.microsoft.com/office/drawing/2016/5/9/chartex" xmlns:cx4="http://schemas.microsoft.com/office/drawing/2016/5/10/chartex" xmlns:cx5="http://schemas.microsoft.com/office/drawing/2016/5/11/chartex" xmlns:cx6="http://schemas.microsoft.com/office/drawing/2016/5/12/chartex" xmlns:cx7="http://schemas.microsoft.com/office/drawing/2016/5/13/chartex" xmlns:cx8="http://schemas.microsoft.com/office/drawing/2016/5/14/chartex" xmlns:mc="http://schemas.openxmlformats.org/markup-compatibility/2006" xmlns:aink="http://schemas.microsoft.com/office/drawing/2016/ink" xmlns:am3d="http://schemas.microsoft.com/office/drawing/2017/model3d" xmlns:o="urn:schemas-microsoft-com:office:office" xmlns:oel="http://schemas.microsoft.com/office/2019/extlst" xmlns:r="http://schemas.openxmlformats.org/officeDocument/2006/relationships" xmlns:m="http://schemas.openxmlformats.org/officeDocument/2006/math" xmlns:v="urn:schemas-microsoft-com:vml" xmlns:wp14="http://schemas.microsoft.com/office/word/2010/wordprocessingDrawing" xmlns:wp="http://schemas.openxmlformats.org/drawingml/2006/wordprocessingDrawing" xmlns:w10="urn:schemas-microsoft-com:office:word" xmlns:w="http://schemas.openxmlformats.org/wordprocessingml/2006/main" xmlns:w14="http://schemas.microsoft.com/office/word/2010/wordml" xmlns:w15="http://schemas.microsoft.com/office/word/2012/wordml" xmlns:w16cex="http://schemas.microsoft.com/office/word/2018/wordml/cex" xmlns:w16cid="http://schemas.microsoft.com/office/word/2016/wordml/cid" xmlns:w16="http://schemas.microsoft.com/office/word/2018/wordml" xmlns:w16du="http://schemas.microsoft.com/office/word/2023/wordml/word16du" xmlns:w16sdtdh="http://schemas.microsoft.com/office/word/2020/wordml/sdtdatahash" xmlns:w16sdtfl="http://schemas.microsoft.com/office/word/2024/wordml/sdtformatlock" xmlns:w16se="http://schemas.microsoft.com/office/word/2015/wordml/symex" xmlns:wpg="http://schemas.microsoft.com/office/word/2010/wordprocessingGroup" xmlns:wpi="http://schemas.microsoft.com/office/word/2010/wordprocessingInk" xmlns:wne="http://schemas.microsoft.com/office/word/2006/wordml" xmlns:wps="http://schemas.microsoft.com/office/word/2010/wordprocessingShape" mc:Ignorable="w14 w15 w16se w16cid w16 w16cex w16sdtdh w16sdtfl w16du wp14">
   <w:body>
     <w:p>
       <w:pPr>
@@ -367,7 +367,27 @@
           <w:tcPr>
             <w:tcW w:w="9214" w:type="dxa"/>
           </w:tcPr>
-          <w:p/>
+          <w:p>
+            <w:r>
+              <w:rPr>
+                <w:rFonts w:hint="eastAsia"/>
+              </w:rPr>
+              <w:t>-절차적 생성 알고리즘 완성하기</w:t>
+            </w:r>
+          </w:p>
+          <w:p>
+            <w:pPr>
+              <w:rPr>
+                <w:rFonts w:hint="eastAsia"/>
+              </w:rPr>
+            </w:pPr>
+            <w:r>
+              <w:rPr>
+                <w:rFonts w:hint="eastAsia"/>
+              </w:rPr>
+              <w:t>-몬스터 랜덤 이동 구현하기</w:t>
+            </w:r>
+          </w:p>
         </w:tc>
       </w:tr>
       <w:tr>
@@ -490,21 +510,7 @@
               <w:rPr>
                 <w:rFonts w:hint="eastAsia"/>
               </w:rPr>
-              <w:t xml:space="preserve">따로 만든 </w:t>
-            </w:r>
-            <w:proofErr w:type="spellStart"/>
-            <w:r>
-              <w:rPr>
-                <w:rFonts w:hint="eastAsia"/>
-              </w:rPr>
-              <w:t>언리얼</w:t>
-            </w:r>
-            <w:proofErr w:type="spellEnd"/>
-            <w:r>
-              <w:rPr>
-                <w:rFonts w:hint="eastAsia"/>
-              </w:rPr>
-              <w:t xml:space="preserve"> 프로젝트에 방을 하나 만들 때마다 넣어서 문제가 없는지 확인하였다. 방이 바라보는 방향에 대해 이해하지 못해 계속 문제가 있었는데, 지금은 우선 괜찮은 것 같다. 프로젝트 내의 </w:t>
+              <w:t xml:space="preserve">따로 만든 언리얼 프로젝트에 방을 하나 만들 때마다 넣어서 문제가 없는지 확인하였다. 방이 바라보는 방향에 대해 이해하지 못해 계속 문제가 있었는데, 지금은 우선 괜찮은 것 같다. 프로젝트 내의 </w:t>
             </w:r>
             <w:r>
               <w:rPr>
@@ -586,35 +592,7 @@
               <w:rPr>
                 <w:rFonts w:hint="eastAsia"/>
               </w:rPr>
-              <w:t xml:space="preserve">- 방에 어떻게 </w:t>
-            </w:r>
-            <w:proofErr w:type="spellStart"/>
-            <w:r>
-              <w:rPr>
-                <w:rFonts w:hint="eastAsia"/>
-              </w:rPr>
-              <w:t>텍스쳐나</w:t>
-            </w:r>
-            <w:proofErr w:type="spellEnd"/>
-            <w:r>
-              <w:rPr>
-                <w:rFonts w:hint="eastAsia"/>
-              </w:rPr>
-              <w:t xml:space="preserve"> </w:t>
-            </w:r>
-            <w:proofErr w:type="spellStart"/>
-            <w:r>
-              <w:rPr>
-                <w:rFonts w:hint="eastAsia"/>
-              </w:rPr>
-              <w:t>메테리얼을</w:t>
-            </w:r>
-            <w:proofErr w:type="spellEnd"/>
-            <w:r>
-              <w:rPr>
-                <w:rFonts w:hint="eastAsia"/>
-              </w:rPr>
-              <w:t xml:space="preserve"> </w:t>
+              <w:t xml:space="preserve">- 방에 어떻게 텍스쳐나 메테리얼을 </w:t>
             </w:r>
             <w:r>
               <w:rPr>
@@ -626,35 +604,7 @@
               <w:rPr>
                 <w:rFonts w:hint="eastAsia"/>
               </w:rPr>
-              <w:t xml:space="preserve"> 고민이 많아서, tiling을 시도해보았다. 테스트 겸 시도해본 결과 나쁘지 않은 것 같다. 이제 적당한 </w:t>
-            </w:r>
-            <w:proofErr w:type="spellStart"/>
-            <w:r>
-              <w:rPr>
-                <w:rFonts w:hint="eastAsia"/>
-              </w:rPr>
-              <w:t>텍스쳐나</w:t>
-            </w:r>
-            <w:proofErr w:type="spellEnd"/>
-            <w:r>
-              <w:rPr>
-                <w:rFonts w:hint="eastAsia"/>
-              </w:rPr>
-              <w:t xml:space="preserve"> </w:t>
-            </w:r>
-            <w:proofErr w:type="spellStart"/>
-            <w:r>
-              <w:rPr>
-                <w:rFonts w:hint="eastAsia"/>
-              </w:rPr>
-              <w:t>메테리얼을</w:t>
-            </w:r>
-            <w:proofErr w:type="spellEnd"/>
-            <w:r>
-              <w:rPr>
-                <w:rFonts w:hint="eastAsia"/>
-              </w:rPr>
-              <w:t xml:space="preserve"> </w:t>
+              <w:t xml:space="preserve"> 고민이 많아서, tiling을 시도해보았다. 테스트 겸 시도해본 결과 나쁘지 않은 것 같다. 이제 적당한 텍스쳐나 메테리얼을 </w:t>
             </w:r>
             <w:r>
               <w:rPr>
@@ -810,7 +760,46 @@
           <w:tcPr>
             <w:tcW w:w="9214" w:type="dxa"/>
           </w:tcPr>
-          <w:p/>
+          <w:p>
+            <w:pPr>
+              <w:rPr>
+                <w:rFonts w:hint="eastAsia"/>
+              </w:rPr>
+            </w:pPr>
+            <w:r>
+              <w:rPr>
+                <w:rFonts w:hint="eastAsia"/>
+              </w:rPr>
+              <w:t>-랜덤으로 이동하는 몬스터를 만들었다. 교수님께서 벽을 뚫지 않게 만들라고 하셔서 몬스터가 이동하기 전에 가려는 타일이 갈 수 있고, 물체가 없는지 확인 후 가도록 하였다. 근데 다 만들고 보니 지금까지 방들을 배치할 때 방의 정확한 모양이 아닌 바운딩 박스처럼 방들이 차지하는 최대 공간으로 방과 타일들을 배치했는데 이러니까 직사각형이나 정사각형인 방들에서는 벽을 뚫지 않고 잘 이동하는데 그렇지 않는 방에서는 당연하게도 벽을 뚫고 이동하였다. 큰일났다. 이 문제에 대해서 고민해보고 고쳐야 한다. 방들의 크기와 모양은 고정되어 있으니 타일맵을 미리 찍어놓고 읽어오는 방식으로 해야 하나 고민이다.</w:t>
+            </w:r>
+          </w:p>
+          <w:p>
+            <w:pPr>
+              <w:rPr>
+                <w:rFonts w:hint="eastAsia"/>
+              </w:rPr>
+            </w:pPr>
+            <w:r>
+              <w:rPr>
+                <w:rFonts w:hint="eastAsia"/>
+              </w:rPr>
+              <w:t>-절차적 생성 알고리즘은 아직 진행 중이다. 2, 3</w:t>
+            </w:r>
+            <w:proofErr w:type="gramStart"/>
+            <w:r>
+              <w:rPr>
+                <w:rFonts w:hint="eastAsia"/>
+              </w:rPr>
+              <w:t>층 짜리</w:t>
+            </w:r>
+            <w:proofErr w:type="gramEnd"/>
+            <w:r>
+              <w:rPr>
+                <w:rFonts w:hint="eastAsia"/>
+              </w:rPr>
+              <w:t xml:space="preserve"> 방을 층에 따라 어떻게 배치할지를 아직 고민 중이다.</w:t>
+            </w:r>
+          </w:p>
         </w:tc>
       </w:tr>
       <w:tr>
@@ -923,6 +912,10 @@
           </w:p>
           <w:p>
             <w:r>
+              <w:rPr>
+                <w:noProof/>
+              </w:rPr>
+              <w:lastRenderedPageBreak/>
               <w:drawing>
                 <wp:inline distT="0" distB="0" distL="0" distR="0" wp14:anchorId="0C1DE20D" wp14:editId="25FB538F">
                   <wp:extent cx="1637731" cy="1372575"/>
@@ -990,7 +983,7 @@
 </file>
 
 <file path=word/styles.xml><?xml version="1.0" encoding="utf-8"?>
-<w:styles xmlns:mc="http://schemas.openxmlformats.org/markup-compatibility/2006" xmlns:r="http://schemas.openxmlformats.org/officeDocument/2006/relationships" xmlns:w="http://schemas.openxmlformats.org/wordprocessingml/2006/main" xmlns:w14="http://schemas.microsoft.com/office/word/2010/wordml" xmlns:w15="http://schemas.microsoft.com/office/word/2012/wordml" xmlns:w16cex="http://schemas.microsoft.com/office/word/2018/wordml/cex" xmlns:w16cid="http://schemas.microsoft.com/office/word/2016/wordml/cid" xmlns:w16="http://schemas.microsoft.com/office/word/2018/wordml" xmlns:w16du="http://schemas.microsoft.com/office/word/2023/wordml/word16du" xmlns:w16sdtdh="http://schemas.microsoft.com/office/word/2020/wordml/sdtdatahash" xmlns:w16se="http://schemas.microsoft.com/office/word/2015/wordml/symex" mc:Ignorable="w14 w15 w16se w16cid w16 w16cex w16sdtdh w16du">
+<w:styles xmlns:mc="http://schemas.openxmlformats.org/markup-compatibility/2006" xmlns:r="http://schemas.openxmlformats.org/officeDocument/2006/relationships" xmlns:w="http://schemas.openxmlformats.org/wordprocessingml/2006/main" xmlns:w14="http://schemas.microsoft.com/office/word/2010/wordml" xmlns:w15="http://schemas.microsoft.com/office/word/2012/wordml" xmlns:w16cex="http://schemas.microsoft.com/office/word/2018/wordml/cex" xmlns:w16cid="http://schemas.microsoft.com/office/word/2016/wordml/cid" xmlns:w16="http://schemas.microsoft.com/office/word/2018/wordml" xmlns:w16du="http://schemas.microsoft.com/office/word/2023/wordml/word16du" xmlns:w16sdtdh="http://schemas.microsoft.com/office/word/2020/wordml/sdtdatahash" xmlns:w16sdtfl="http://schemas.microsoft.com/office/word/2024/wordml/sdtformatlock" xmlns:w16se="http://schemas.microsoft.com/office/word/2015/wordml/symex" mc:Ignorable="w14 w15 w16se w16cid w16 w16cex w16sdtdh w16sdtfl w16du">
   <w:docDefaults>
     <w:rPrDefault>
       <w:rPr>
